--- a/04_Assessment_Attendance_and_Credit_Reporting/TAS2O_Online_Blended_Learning_Evidence_Log_AI_Enhanced.docx
+++ b/04_Assessment_Attendance_and_Credit_Reporting/TAS2O_Online_Blended_Learning_Evidence_Log_AI_Enhanced.docx
@@ -102,7 +102,7 @@
                 <w:b w:val="0"/>
                 <w:sz w:val="16"/>
               </w:rPr>
-              <w:t>[Insert School Name]</w:t>
+              <w:t>Webtree Academy</w:t>
             </w:r>
           </w:p>
         </w:tc>
@@ -136,7 +136,7 @@
                 <w:b w:val="0"/>
                 <w:sz w:val="16"/>
               </w:rPr>
-              <w:t>[Insert BSID]</w:t>
+              <w:t>883796</w:t>
             </w:r>
           </w:p>
         </w:tc>
@@ -272,7 +272,7 @@
                 <w:b w:val="0"/>
                 <w:sz w:val="16"/>
               </w:rPr>
-              <w:t>[Insert Teacher Name]</w:t>
+              <w:t>Carlos Chen</w:t>
             </w:r>
           </w:p>
         </w:tc>
@@ -306,7 +306,7 @@
                 <w:b w:val="0"/>
                 <w:sz w:val="16"/>
               </w:rPr>
-              <w:t>[Insert Principal Name]</w:t>
+              <w:t>Henry Michels</w:t>
             </w:r>
           </w:p>
         </w:tc>
@@ -8086,7 +8086,7 @@
                 <w:b w:val="0"/>
                 <w:sz w:val="16"/>
               </w:rPr>
-              <w:t>[Insert Name]</w:t>
+              <w:t>Carlos Chen</w:t>
             </w:r>
           </w:p>
         </w:tc>
@@ -8239,7 +8239,7 @@
       <w:rPr>
         <w:sz w:val="16"/>
       </w:rPr>
-      <w:t>TAS2O Online / Blended Learning Evidence Log | [Insert School Name]</w:t>
+      <w:t>TAS2O Online / Blended Learning Evidence Log | Webtree Academy</w:t>
     </w:r>
   </w:p>
 </w:hdr>

--- a/04_Assessment_Attendance_and_Credit_Reporting/TAS2O_Online_Blended_Learning_Evidence_Log_AI_Enhanced.docx
+++ b/04_Assessment_Attendance_and_Credit_Reporting/TAS2O_Online_Blended_Learning_Evidence_Log_AI_Enhanced.docx
@@ -96,12 +96,7 @@
             <w:vAlign w:val="top"/>
           </w:tcPr>
           <w:p>
-            <w:r/>
-            <w:r>
-              <w:rPr>
-                <w:b w:val="0"/>
-                <w:sz w:val="16"/>
-              </w:rPr>
+            <w:r>
               <w:t>Webtree Academy</w:t>
             </w:r>
           </w:p>
@@ -130,12 +125,7 @@
             <w:vAlign w:val="top"/>
           </w:tcPr>
           <w:p>
-            <w:r/>
-            <w:r>
-              <w:rPr>
-                <w:b w:val="0"/>
-                <w:sz w:val="16"/>
-              </w:rPr>
+            <w:r>
               <w:t>883796</w:t>
             </w:r>
           </w:p>
@@ -164,12 +154,7 @@
             <w:vAlign w:val="top"/>
           </w:tcPr>
           <w:p>
-            <w:r/>
-            <w:r>
-              <w:rPr>
-                <w:b w:val="0"/>
-                <w:sz w:val="16"/>
-              </w:rPr>
+            <w:r>
               <w:t>TAS2O</w:t>
             </w:r>
           </w:p>
@@ -198,12 +183,7 @@
             <w:vAlign w:val="top"/>
           </w:tcPr>
           <w:p>
-            <w:r/>
-            <w:r>
-              <w:rPr>
-                <w:b w:val="0"/>
-                <w:sz w:val="16"/>
-              </w:rPr>
+            <w:r>
               <w:t>Technology and the Skilled Trades</w:t>
             </w:r>
           </w:p>
@@ -232,12 +212,7 @@
             <w:vAlign w:val="top"/>
           </w:tcPr>
           <w:p>
-            <w:r/>
-            <w:r>
-              <w:rPr>
-                <w:b w:val="0"/>
-                <w:sz w:val="16"/>
-              </w:rPr>
+            <w:r>
               <w:t>1.0</w:t>
             </w:r>
           </w:p>
@@ -266,13 +241,8 @@
             <w:vAlign w:val="top"/>
           </w:tcPr>
           <w:p>
-            <w:r/>
-            <w:r>
-              <w:rPr>
-                <w:b w:val="0"/>
-                <w:sz w:val="16"/>
-              </w:rPr>
-              <w:t>Carlos Chen</w:t>
+            <w:r>
+              <w:t>110 hours</w:t>
             </w:r>
           </w:p>
         </w:tc>
@@ -300,13 +270,8 @@
             <w:vAlign w:val="top"/>
           </w:tcPr>
           <w:p>
-            <w:r/>
-            <w:r>
-              <w:rPr>
-                <w:b w:val="0"/>
-                <w:sz w:val="16"/>
-              </w:rPr>
-              <w:t>Henry Michels</w:t>
+            <w:r>
+              <w:t>Carlos Chen</w:t>
             </w:r>
           </w:p>
         </w:tc>
@@ -334,13 +299,8 @@
             <w:vAlign w:val="top"/>
           </w:tcPr>
           <w:p>
-            <w:r/>
-            <w:r>
-              <w:rPr>
-                <w:b w:val="0"/>
-                <w:sz w:val="16"/>
-              </w:rPr>
-              <w:t>☐ In-person with online components  ☐ Blended  ☐ Online-supported practical course</w:t>
+            <w:r>
+              <w:t>Henry Michels</w:t>
             </w:r>
           </w:p>
         </w:tc>
@@ -368,13 +328,8 @@
             <w:vAlign w:val="top"/>
           </w:tcPr>
           <w:p>
-            <w:r/>
-            <w:r>
-              <w:rPr>
-                <w:b w:val="0"/>
-                <w:sz w:val="16"/>
-              </w:rPr>
-              <w:t>1.0</w:t>
+            <w:r>
+              <w:t>2026 Summer / 2026-2027</w:t>
             </w:r>
           </w:p>
         </w:tc>
@@ -402,13 +357,8 @@
             <w:vAlign w:val="top"/>
           </w:tcPr>
           <w:p>
-            <w:r/>
-            <w:r>
-              <w:rPr>
-                <w:b w:val="0"/>
-                <w:sz w:val="16"/>
-              </w:rPr>
-              <w:t>[Insert Date]</w:t>
+            <w:r>
+              <w:t>Hybrid</w:t>
             </w:r>
           </w:p>
         </w:tc>
@@ -607,13 +557,8 @@
             <w:vAlign w:val="top"/>
           </w:tcPr>
           <w:p>
-            <w:r/>
-            <w:r>
-              <w:rPr>
-                <w:b w:val="0"/>
-                <w:sz w:val="16"/>
-              </w:rPr>
-              <w:t>[Google Classroom / Brightspace / Canvas / Moodle / Other]</w:t>
+            <w:r>
+              <w:t>Google Classroom</w:t>
             </w:r>
           </w:p>
         </w:tc>
@@ -641,13 +586,8 @@
             <w:vAlign w:val="top"/>
           </w:tcPr>
           <w:p>
-            <w:r/>
-            <w:r>
-              <w:rPr>
-                <w:b w:val="0"/>
-                <w:sz w:val="16"/>
-              </w:rPr>
-              <w:t>[School email / LMS account / parent-monitored account]</w:t>
+            <w:r>
+              <w:t>School email / LMS account</w:t>
             </w:r>
           </w:p>
         </w:tc>
@@ -675,13 +615,8 @@
             <w:vAlign w:val="top"/>
           </w:tcPr>
           <w:p>
-            <w:r/>
-            <w:r>
-              <w:rPr>
-                <w:b w:val="0"/>
-                <w:sz w:val="16"/>
-              </w:rPr>
-              <w:t>[LMS comments / email / video meeting / in-person conference]</w:t>
+            <w:r>
+              <w:t>LMS comments / email / video meeting / in-person conference</w:t>
             </w:r>
           </w:p>
         </w:tc>
@@ -709,13 +644,8 @@
             <w:vAlign w:val="top"/>
           </w:tcPr>
           <w:p>
-            <w:r/>
-            <w:r>
-              <w:rPr>
-                <w:b w:val="0"/>
-                <w:sz w:val="16"/>
-              </w:rPr>
-              <w:t>[Insert approved tools and account rules]</w:t>
+            <w:r>
+              <w:t>Teacher-approved AI tools only; students must follow AI Use Log rules and privacy expectations.</w:t>
             </w:r>
           </w:p>
         </w:tc>
@@ -743,13 +673,8 @@
             <w:vAlign w:val="top"/>
           </w:tcPr>
           <w:p>
-            <w:r/>
-            <w:r>
-              <w:rPr>
-                <w:b w:val="0"/>
-                <w:sz w:val="16"/>
-              </w:rPr>
-              <w:t>[Tinkercad / Onshape / MakeCode / Tinkercad Circuits / Other]</w:t>
+            <w:r>
+              <w:t>Tinkercad / Onshape / MakeCode / Tinkercad Circuits</w:t>
             </w:r>
           </w:p>
         </w:tc>
@@ -777,13 +702,8 @@
             <w:vAlign w:val="top"/>
           </w:tcPr>
           <w:p>
-            <w:r/>
-            <w:r>
-              <w:rPr>
-                <w:b w:val="0"/>
-                <w:sz w:val="16"/>
-              </w:rPr>
-              <w:t>No powered tools, soldering, heat tools, or unsupervised equipment use at home unless explicitly approved in writing.</w:t>
+            <w:r>
+              <w:t>Google Drive folder / LMS gradebook / school server / binder</w:t>
             </w:r>
           </w:p>
         </w:tc>
@@ -811,13 +731,8 @@
             <w:vAlign w:val="top"/>
           </w:tcPr>
           <w:p>
-            <w:r/>
-            <w:r>
-              <w:rPr>
-                <w:b w:val="0"/>
-                <w:sz w:val="16"/>
-              </w:rPr>
-              <w:t>[Google Drive folder / LMS gradebook / school server / binder]</w:t>
+            <w:r>
+              <w:t>Daily / Weekly / per assignment</w:t>
             </w:r>
           </w:p>
         </w:tc>
@@ -845,13 +760,8 @@
             <w:vAlign w:val="top"/>
           </w:tcPr>
           <w:p>
-            <w:r/>
-            <w:r>
-              <w:rPr>
-                <w:b w:val="0"/>
-                <w:sz w:val="16"/>
-              </w:rPr>
-              <w:t>[Daily / Weekly / per assignment / other]</w:t>
+            <w:r>
+              <w:t>Hybrid evidence tracked through LMS, conferencing, and supervised work periods.</w:t>
             </w:r>
           </w:p>
         </w:tc>

--- a/04_Assessment_Attendance_and_Credit_Reporting/TAS2O_Online_Blended_Learning_Evidence_Log_AI_Enhanced.docx
+++ b/04_Assessment_Attendance_and_Credit_Reporting/TAS2O_Online_Blended_Learning_Evidence_Log_AI_Enhanced.docx
@@ -329,7 +329,7 @@
           </w:tcPr>
           <w:p>
             <w:r>
-              <w:t>2026 Summer / 2026-2027</w:t>
+              <w:t>Summer 2026 / Term 1 / Term 2</w:t>
             </w:r>
           </w:p>
         </w:tc>
@@ -375,7 +375,7 @@
     </w:p>
     <w:p>
       <w:r>
-        <w:t>This document records online and blended learning evidence for TAS2O when course activities, submissions, conferences, AI-assisted learning tasks, LMS work, or make-up learning occur outside the regular classroom period. It is intended to help the teacher and principal verify instructional time, student participation, teacher interaction, assessment evidence, and academic integrity controls.</w:t>
+        <w:t>This document records online and blended learning evidence for TAS2O when course activities, submissions, conferences, AI-assisted learning tasks, LMS work, or make-up learning occur outside the regular classroom period. It is intended to help the teacher and principal verify instructional time, student participation, teacher interaction, assessment evidence, and academic integrity controls. Webtree Academy uses this log to track asynchronous work, teacher contact, and make-up evidence in a hybrid delivery model.</w:t>
       </w:r>
     </w:p>
     <w:p>
@@ -645,7 +645,7 @@
           </w:tcPr>
           <w:p>
             <w:r>
-              <w:t>Teacher-approved AI tools only; students must follow AI Use Log rules and privacy expectations.</w:t>
+              <w:t>Teacher-approved AI tools only; students must follow AI Use Log rules, privacy expectations, and no-hidden-AI requirements.</w:t>
             </w:r>
           </w:p>
         </w:tc>
@@ -7974,13 +7974,8 @@
             <w:vAlign w:val="top"/>
           </w:tcPr>
           <w:p>
-            <w:r/>
-            <w:r>
-              <w:rPr>
-                <w:b w:val="0"/>
-                <w:sz w:val="16"/>
-              </w:rPr>
-              <w:t>[Insert Date]</w:t>
+            <w:r>
+              <w:t>2026-05-12</w:t>
             </w:r>
           </w:p>
         </w:tc>
@@ -7990,12 +7985,7 @@
             <w:vAlign w:val="top"/>
           </w:tcPr>
           <w:p>
-            <w:r/>
-            <w:r>
-              <w:rPr>
-                <w:b w:val="0"/>
-                <w:sz w:val="16"/>
-              </w:rPr>
+            <w:r>
               <w:t>Carlos Chen</w:t>
             </w:r>
           </w:p>
@@ -8006,13 +7996,8 @@
             <w:vAlign w:val="top"/>
           </w:tcPr>
           <w:p>
-            <w:r/>
-            <w:r>
-              <w:rPr>
-                <w:b w:val="0"/>
-                <w:sz w:val="16"/>
-              </w:rPr>
-              <w:t>Initial version for TAS2O online/blended evidence tracking.</w:t>
+            <w:r>
+              <w:t>Initial online/blended evidence log prepared</w:t>
             </w:r>
           </w:p>
         </w:tc>
@@ -8022,13 +8007,8 @@
             <w:vAlign w:val="top"/>
           </w:tcPr>
           <w:p>
-            <w:r/>
-            <w:r>
-              <w:rPr>
-                <w:b w:val="0"/>
-                <w:sz w:val="16"/>
-              </w:rPr>
-              <w:t>[Insert Name]</w:t>
+            <w:r>
+              <w:t>Henry Michels</w:t>
             </w:r>
           </w:p>
         </w:tc>

--- a/04_Assessment_Attendance_and_Credit_Reporting/TAS2O_Online_Blended_Learning_Evidence_Log_AI_Enhanced.docx
+++ b/04_Assessment_Attendance_and_Credit_Reporting/TAS2O_Online_Blended_Learning_Evidence_Log_AI_Enhanced.docx
@@ -45,12 +45,7 @@
             <w:shd w:fill="D9EAF7"/>
           </w:tcPr>
           <w:p>
-            <w:r/>
-            <w:r>
-              <w:rPr>
-                <w:b/>
-                <w:sz w:val="16"/>
-              </w:rPr>
+            <w:r>
               <w:t>Field</w:t>
             </w:r>
           </w:p>
@@ -62,12 +57,7 @@
             <w:shd w:fill="D9EAF7"/>
           </w:tcPr>
           <w:p>
-            <w:r/>
-            <w:r>
-              <w:rPr>
-                <w:b/>
-                <w:sz w:val="16"/>
-              </w:rPr>
+            <w:r>
               <w:t>Information</w:t>
             </w:r>
           </w:p>
@@ -80,12 +70,7 @@
             <w:vAlign w:val="top"/>
           </w:tcPr>
           <w:p>
-            <w:r/>
-            <w:r>
-              <w:rPr>
-                <w:b w:val="0"/>
-                <w:sz w:val="16"/>
-              </w:rPr>
+            <w:r>
               <w:t>School Name</w:t>
             </w:r>
           </w:p>
@@ -109,12 +94,7 @@
             <w:vAlign w:val="top"/>
           </w:tcPr>
           <w:p>
-            <w:r/>
-            <w:r>
-              <w:rPr>
-                <w:b w:val="0"/>
-                <w:sz w:val="16"/>
-              </w:rPr>
+            <w:r>
               <w:t>BSID</w:t>
             </w:r>
           </w:p>
@@ -138,12 +118,7 @@
             <w:vAlign w:val="top"/>
           </w:tcPr>
           <w:p>
-            <w:r/>
-            <w:r>
-              <w:rPr>
-                <w:b w:val="0"/>
-                <w:sz w:val="16"/>
-              </w:rPr>
+            <w:r>
               <w:t>Course Code</w:t>
             </w:r>
           </w:p>
@@ -167,12 +142,7 @@
             <w:vAlign w:val="top"/>
           </w:tcPr>
           <w:p>
-            <w:r/>
-            <w:r>
-              <w:rPr>
-                <w:b w:val="0"/>
-                <w:sz w:val="16"/>
-              </w:rPr>
+            <w:r>
               <w:t>Course Title</w:t>
             </w:r>
           </w:p>
@@ -196,12 +166,7 @@
             <w:vAlign w:val="top"/>
           </w:tcPr>
           <w:p>
-            <w:r/>
-            <w:r>
-              <w:rPr>
-                <w:b w:val="0"/>
-                <w:sz w:val="16"/>
-              </w:rPr>
+            <w:r>
               <w:t>Credit Value</w:t>
             </w:r>
           </w:p>
@@ -225,12 +190,7 @@
             <w:vAlign w:val="top"/>
           </w:tcPr>
           <w:p>
-            <w:r/>
-            <w:r>
-              <w:rPr>
-                <w:b w:val="0"/>
-                <w:sz w:val="16"/>
-              </w:rPr>
+            <w:r>
               <w:t>Teacher</w:t>
             </w:r>
           </w:p>
@@ -242,7 +202,7 @@
           </w:tcPr>
           <w:p>
             <w:r>
-              <w:t>110 hours</w:t>
+              <w:t>Carlos Chen</w:t>
             </w:r>
           </w:p>
         </w:tc>
@@ -254,12 +214,7 @@
             <w:vAlign w:val="top"/>
           </w:tcPr>
           <w:p>
-            <w:r/>
-            <w:r>
-              <w:rPr>
-                <w:b w:val="0"/>
-                <w:sz w:val="16"/>
-              </w:rPr>
+            <w:r>
               <w:t>Principal</w:t>
             </w:r>
           </w:p>
@@ -271,7 +226,7 @@
           </w:tcPr>
           <w:p>
             <w:r>
-              <w:t>Carlos Chen</w:t>
+              <w:t>Henry Michels</w:t>
             </w:r>
           </w:p>
         </w:tc>
@@ -283,12 +238,7 @@
             <w:vAlign w:val="top"/>
           </w:tcPr>
           <w:p>
-            <w:r/>
-            <w:r>
-              <w:rPr>
-                <w:b w:val="0"/>
-                <w:sz w:val="16"/>
-              </w:rPr>
+            <w:r>
               <w:t>Course Delivery Model</w:t>
             </w:r>
           </w:p>
@@ -300,7 +250,7 @@
           </w:tcPr>
           <w:p>
             <w:r>
-              <w:t>Henry Michels</w:t>
+              <w:t>Hybrid</w:t>
             </w:r>
           </w:p>
         </w:tc>
@@ -312,12 +262,7 @@
             <w:vAlign w:val="top"/>
           </w:tcPr>
           <w:p>
-            <w:r/>
-            <w:r>
-              <w:rPr>
-                <w:b w:val="0"/>
-                <w:sz w:val="16"/>
-              </w:rPr>
+            <w:r>
               <w:t>Version</w:t>
             </w:r>
           </w:p>
@@ -329,7 +274,7 @@
           </w:tcPr>
           <w:p>
             <w:r>
-              <w:t>Summer 2026 / Term 1 / Term 2</w:t>
+              <w:t>2026-05-12</w:t>
             </w:r>
           </w:p>
         </w:tc>
@@ -341,12 +286,7 @@
             <w:vAlign w:val="top"/>
           </w:tcPr>
           <w:p>
-            <w:r/>
-            <w:r>
-              <w:rPr>
-                <w:b w:val="0"/>
-                <w:sz w:val="16"/>
-              </w:rPr>
+            <w:r>
               <w:t>Date</w:t>
             </w:r>
           </w:p>
@@ -358,7 +298,7 @@
           </w:tcPr>
           <w:p>
             <w:r>
-              <w:t>Hybrid</w:t>
+              <w:t>2026-05-12</w:t>
             </w:r>
           </w:p>
         </w:tc>
@@ -506,12 +446,7 @@
             <w:shd w:fill="D9EAF7"/>
           </w:tcPr>
           <w:p>
-            <w:r/>
-            <w:r>
-              <w:rPr>
-                <w:b/>
-                <w:sz w:val="16"/>
-              </w:rPr>
+            <w:r>
               <w:t>Setup Item</w:t>
             </w:r>
           </w:p>
@@ -523,12 +458,7 @@
             <w:shd w:fill="D9EAF7"/>
           </w:tcPr>
           <w:p>
-            <w:r/>
-            <w:r>
-              <w:rPr>
-                <w:b/>
-                <w:sz w:val="16"/>
-              </w:rPr>
+            <w:r>
               <w:t>School / Teacher Entry</w:t>
             </w:r>
           </w:p>
@@ -541,12 +471,7 @@
             <w:vAlign w:val="top"/>
           </w:tcPr>
           <w:p>
-            <w:r/>
-            <w:r>
-              <w:rPr>
-                <w:b w:val="0"/>
-                <w:sz w:val="16"/>
-              </w:rPr>
+            <w:r>
               <w:t>Primary LMS / platform</w:t>
             </w:r>
           </w:p>
@@ -570,12 +495,7 @@
             <w:vAlign w:val="top"/>
           </w:tcPr>
           <w:p>
-            <w:r/>
-            <w:r>
-              <w:rPr>
-                <w:b w:val="0"/>
-                <w:sz w:val="16"/>
-              </w:rPr>
+            <w:r>
               <w:t>Student account method</w:t>
             </w:r>
           </w:p>
@@ -599,12 +519,7 @@
             <w:vAlign w:val="top"/>
           </w:tcPr>
           <w:p>
-            <w:r/>
-            <w:r>
-              <w:rPr>
-                <w:b w:val="0"/>
-                <w:sz w:val="16"/>
-              </w:rPr>
+            <w:r>
               <w:t>Teacher communication channel</w:t>
             </w:r>
           </w:p>
@@ -628,12 +543,7 @@
             <w:vAlign w:val="top"/>
           </w:tcPr>
           <w:p>
-            <w:r/>
-            <w:r>
-              <w:rPr>
-                <w:b w:val="0"/>
-                <w:sz w:val="16"/>
-              </w:rPr>
+            <w:r>
               <w:t>Approved AI tools</w:t>
             </w:r>
           </w:p>
@@ -657,12 +567,7 @@
             <w:vAlign w:val="top"/>
           </w:tcPr>
           <w:p>
-            <w:r/>
-            <w:r>
-              <w:rPr>
-                <w:b w:val="0"/>
-                <w:sz w:val="16"/>
-              </w:rPr>
+            <w:r>
               <w:t>Approved CAD / simulation tools</w:t>
             </w:r>
           </w:p>
@@ -686,13 +591,8 @@
             <w:vAlign w:val="top"/>
           </w:tcPr>
           <w:p>
-            <w:r/>
-            <w:r>
-              <w:rPr>
-                <w:b w:val="0"/>
-                <w:sz w:val="16"/>
-              </w:rPr>
-              <w:t>Practical work restriction</w:t>
+            <w:r>
+              <w:t>Evidence storage location</w:t>
             </w:r>
           </w:p>
         </w:tc>
@@ -715,13 +615,8 @@
             <w:vAlign w:val="top"/>
           </w:tcPr>
           <w:p>
-            <w:r/>
-            <w:r>
-              <w:rPr>
-                <w:b w:val="0"/>
-                <w:sz w:val="16"/>
-              </w:rPr>
-              <w:t>Evidence storage location</w:t>
+            <w:r>
+              <w:t>Evidence capture frequency</w:t>
             </w:r>
           </w:p>
         </w:tc>
@@ -744,12 +639,7 @@
             <w:vAlign w:val="top"/>
           </w:tcPr>
           <w:p>
-            <w:r/>
-            <w:r>
-              <w:rPr>
-                <w:b w:val="0"/>
-                <w:sz w:val="16"/>
-              </w:rPr>
+            <w:r>
               <w:t>Teacher review frequency</w:t>
             </w:r>
           </w:p>
@@ -799,12 +689,7 @@
             <w:shd w:fill="D9EAF7"/>
           </w:tcPr>
           <w:p>
-            <w:r/>
-            <w:r>
-              <w:rPr>
-                <w:b/>
-                <w:sz w:val="16"/>
-              </w:rPr>
+            <w:r>
               <w:t>Week</w:t>
             </w:r>
           </w:p>
@@ -816,12 +701,7 @@
             <w:shd w:fill="D9EAF7"/>
           </w:tcPr>
           <w:p>
-            <w:r/>
-            <w:r>
-              <w:rPr>
-                <w:b/>
-                <w:sz w:val="16"/>
-              </w:rPr>
+            <w:r>
               <w:t>Date Range</w:t>
             </w:r>
           </w:p>
@@ -833,12 +713,7 @@
             <w:shd w:fill="D9EAF7"/>
           </w:tcPr>
           <w:p>
-            <w:r/>
-            <w:r>
-              <w:rPr>
-                <w:b/>
-                <w:sz w:val="16"/>
-              </w:rPr>
+            <w:r>
               <w:t>Unit / Topic</w:t>
             </w:r>
           </w:p>
@@ -850,12 +725,7 @@
             <w:shd w:fill="D9EAF7"/>
           </w:tcPr>
           <w:p>
-            <w:r/>
-            <w:r>
-              <w:rPr>
-                <w:b/>
-                <w:sz w:val="16"/>
-              </w:rPr>
+            <w:r>
               <w:t>Online / Blended Task</w:t>
             </w:r>
           </w:p>
@@ -867,12 +737,7 @@
             <w:shd w:fill="D9EAF7"/>
           </w:tcPr>
           <w:p>
-            <w:r/>
-            <w:r>
-              <w:rPr>
-                <w:b/>
-                <w:sz w:val="16"/>
-              </w:rPr>
+            <w:r>
               <w:t>Evidence Collected</w:t>
             </w:r>
           </w:p>
@@ -884,12 +749,7 @@
             <w:shd w:fill="D9EAF7"/>
           </w:tcPr>
           <w:p>
-            <w:r/>
-            <w:r>
-              <w:rPr>
-                <w:b/>
-                <w:sz w:val="16"/>
-              </w:rPr>
+            <w:r>
               <w:t>Teacher Interaction</w:t>
             </w:r>
           </w:p>
@@ -901,12 +761,7 @@
             <w:shd w:fill="D9EAF7"/>
           </w:tcPr>
           <w:p>
-            <w:r/>
-            <w:r>
-              <w:rPr>
-                <w:b/>
-                <w:sz w:val="16"/>
-              </w:rPr>
+            <w:r>
               <w:t>Hours</w:t>
             </w:r>
           </w:p>
@@ -919,12 +774,7 @@
             <w:vAlign w:val="top"/>
           </w:tcPr>
           <w:p>
-            <w:r/>
-            <w:r>
-              <w:rPr>
-                <w:b w:val="0"/>
-                <w:sz w:val="16"/>
-              </w:rPr>
+            <w:r>
               <w:t>1</w:t>
             </w:r>
           </w:p>
@@ -935,13 +785,8 @@
             <w:vAlign w:val="top"/>
           </w:tcPr>
           <w:p>
-            <w:r/>
-            <w:r>
-              <w:rPr>
-                <w:b w:val="0"/>
-                <w:sz w:val="16"/>
-              </w:rPr>
-              <w:t>[Date range]</w:t>
+            <w:r>
+              <w:t>Date range</w:t>
             </w:r>
           </w:p>
         </w:tc>
@@ -951,13 +796,8 @@
             <w:vAlign w:val="top"/>
           </w:tcPr>
           <w:p>
-            <w:r/>
-            <w:r>
-              <w:rPr>
-                <w:b w:val="0"/>
-                <w:sz w:val="16"/>
-              </w:rPr>
-              <w:t>[Unit / topic]</w:t>
+            <w:r>
+              <w:t>Unit / topic</w:t>
             </w:r>
           </w:p>
         </w:tc>
@@ -967,13 +807,8 @@
             <w:vAlign w:val="top"/>
           </w:tcPr>
           <w:p>
-            <w:r/>
-            <w:r>
-              <w:rPr>
-                <w:b w:val="0"/>
-                <w:sz w:val="16"/>
-              </w:rPr>
-              <w:t>[Online task or blended component]</w:t>
+            <w:r>
+              <w:t>Online task or blended component</w:t>
             </w:r>
           </w:p>
         </w:tc>
@@ -983,13 +818,8 @@
             <w:vAlign w:val="top"/>
           </w:tcPr>
           <w:p>
-            <w:r/>
-            <w:r>
-              <w:rPr>
-                <w:b w:val="0"/>
-                <w:sz w:val="16"/>
-              </w:rPr>
-              <w:t>[Evidence collected]</w:t>
+            <w:r>
+              <w:t>Evidence collected</w:t>
             </w:r>
           </w:p>
         </w:tc>
@@ -999,13 +829,8 @@
             <w:vAlign w:val="top"/>
           </w:tcPr>
           <w:p>
-            <w:r/>
-            <w:r>
-              <w:rPr>
-                <w:b w:val="0"/>
-                <w:sz w:val="16"/>
-              </w:rPr>
-              <w:t>[Teacher interaction]</w:t>
+            <w:r>
+              <w:t>Teacher interaction</w:t>
             </w:r>
           </w:p>
         </w:tc>
@@ -1015,13 +840,8 @@
             <w:vAlign w:val="top"/>
           </w:tcPr>
           <w:p>
-            <w:r/>
-            <w:r>
-              <w:rPr>
-                <w:b w:val="0"/>
-                <w:sz w:val="16"/>
-              </w:rPr>
-              <w:t>[Hours verified]</w:t>
+            <w:r>
+              <w:t>Hours verified</w:t>
             </w:r>
           </w:p>
         </w:tc>
@@ -1033,12 +853,7 @@
             <w:vAlign w:val="top"/>
           </w:tcPr>
           <w:p>
-            <w:r/>
-            <w:r>
-              <w:rPr>
-                <w:b w:val="0"/>
-                <w:sz w:val="16"/>
-              </w:rPr>
+            <w:r>
               <w:t>2</w:t>
             </w:r>
           </w:p>
@@ -1049,13 +864,8 @@
             <w:vAlign w:val="top"/>
           </w:tcPr>
           <w:p>
-            <w:r/>
-            <w:r>
-              <w:rPr>
-                <w:b w:val="0"/>
-                <w:sz w:val="16"/>
-              </w:rPr>
-              <w:t>[Date range]</w:t>
+            <w:r>
+              <w:t>Date range</w:t>
             </w:r>
           </w:p>
         </w:tc>
@@ -1065,13 +875,8 @@
             <w:vAlign w:val="top"/>
           </w:tcPr>
           <w:p>
-            <w:r/>
-            <w:r>
-              <w:rPr>
-                <w:b w:val="0"/>
-                <w:sz w:val="16"/>
-              </w:rPr>
-              <w:t>[Unit / topic]</w:t>
+            <w:r>
+              <w:t>Unit / topic</w:t>
             </w:r>
           </w:p>
         </w:tc>
@@ -1081,13 +886,8 @@
             <w:vAlign w:val="top"/>
           </w:tcPr>
           <w:p>
-            <w:r/>
-            <w:r>
-              <w:rPr>
-                <w:b w:val="0"/>
-                <w:sz w:val="16"/>
-              </w:rPr>
-              <w:t>[Online task or blended component]</w:t>
+            <w:r>
+              <w:t>Online task or blended component</w:t>
             </w:r>
           </w:p>
         </w:tc>
@@ -1097,13 +897,8 @@
             <w:vAlign w:val="top"/>
           </w:tcPr>
           <w:p>
-            <w:r/>
-            <w:r>
-              <w:rPr>
-                <w:b w:val="0"/>
-                <w:sz w:val="16"/>
-              </w:rPr>
-              <w:t>[Evidence collected]</w:t>
+            <w:r>
+              <w:t>Evidence collected</w:t>
             </w:r>
           </w:p>
         </w:tc>
@@ -1113,13 +908,8 @@
             <w:vAlign w:val="top"/>
           </w:tcPr>
           <w:p>
-            <w:r/>
-            <w:r>
-              <w:rPr>
-                <w:b w:val="0"/>
-                <w:sz w:val="16"/>
-              </w:rPr>
-              <w:t>[Teacher interaction]</w:t>
+            <w:r>
+              <w:t>Teacher interaction</w:t>
             </w:r>
           </w:p>
         </w:tc>
@@ -1129,13 +919,8 @@
             <w:vAlign w:val="top"/>
           </w:tcPr>
           <w:p>
-            <w:r/>
-            <w:r>
-              <w:rPr>
-                <w:b w:val="0"/>
-                <w:sz w:val="16"/>
-              </w:rPr>
-              <w:t>[Hours verified]</w:t>
+            <w:r>
+              <w:t>Hours verified</w:t>
             </w:r>
           </w:p>
         </w:tc>
@@ -1147,12 +932,7 @@
             <w:vAlign w:val="top"/>
           </w:tcPr>
           <w:p>
-            <w:r/>
-            <w:r>
-              <w:rPr>
-                <w:b w:val="0"/>
-                <w:sz w:val="16"/>
-              </w:rPr>
+            <w:r>
               <w:t>3</w:t>
             </w:r>
           </w:p>
@@ -1163,13 +943,8 @@
             <w:vAlign w:val="top"/>
           </w:tcPr>
           <w:p>
-            <w:r/>
-            <w:r>
-              <w:rPr>
-                <w:b w:val="0"/>
-                <w:sz w:val="16"/>
-              </w:rPr>
-              <w:t>[Date range]</w:t>
+            <w:r>
+              <w:t>Date range</w:t>
             </w:r>
           </w:p>
         </w:tc>
@@ -1179,13 +954,8 @@
             <w:vAlign w:val="top"/>
           </w:tcPr>
           <w:p>
-            <w:r/>
-            <w:r>
-              <w:rPr>
-                <w:b w:val="0"/>
-                <w:sz w:val="16"/>
-              </w:rPr>
-              <w:t>[Unit / topic]</w:t>
+            <w:r>
+              <w:t>Unit / topic</w:t>
             </w:r>
           </w:p>
         </w:tc>
@@ -1195,13 +965,8 @@
             <w:vAlign w:val="top"/>
           </w:tcPr>
           <w:p>
-            <w:r/>
-            <w:r>
-              <w:rPr>
-                <w:b w:val="0"/>
-                <w:sz w:val="16"/>
-              </w:rPr>
-              <w:t>[Online task or blended component]</w:t>
+            <w:r>
+              <w:t>Online task or blended component</w:t>
             </w:r>
           </w:p>
         </w:tc>
@@ -1211,13 +976,8 @@
             <w:vAlign w:val="top"/>
           </w:tcPr>
           <w:p>
-            <w:r/>
-            <w:r>
-              <w:rPr>
-                <w:b w:val="0"/>
-                <w:sz w:val="16"/>
-              </w:rPr>
-              <w:t>[Evidence collected]</w:t>
+            <w:r>
+              <w:t>Evidence collected</w:t>
             </w:r>
           </w:p>
         </w:tc>
@@ -1227,13 +987,8 @@
             <w:vAlign w:val="top"/>
           </w:tcPr>
           <w:p>
-            <w:r/>
-            <w:r>
-              <w:rPr>
-                <w:b w:val="0"/>
-                <w:sz w:val="16"/>
-              </w:rPr>
-              <w:t>[Teacher interaction]</w:t>
+            <w:r>
+              <w:t>Teacher interaction</w:t>
             </w:r>
           </w:p>
         </w:tc>
@@ -1243,13 +998,8 @@
             <w:vAlign w:val="top"/>
           </w:tcPr>
           <w:p>
-            <w:r/>
-            <w:r>
-              <w:rPr>
-                <w:b w:val="0"/>
-                <w:sz w:val="16"/>
-              </w:rPr>
-              <w:t>[Hours verified]</w:t>
+            <w:r>
+              <w:t>Hours verified</w:t>
             </w:r>
           </w:p>
         </w:tc>
@@ -1261,12 +1011,7 @@
             <w:vAlign w:val="top"/>
           </w:tcPr>
           <w:p>
-            <w:r/>
-            <w:r>
-              <w:rPr>
-                <w:b w:val="0"/>
-                <w:sz w:val="16"/>
-              </w:rPr>
+            <w:r>
               <w:t>4</w:t>
             </w:r>
           </w:p>
@@ -1277,13 +1022,8 @@
             <w:vAlign w:val="top"/>
           </w:tcPr>
           <w:p>
-            <w:r/>
-            <w:r>
-              <w:rPr>
-                <w:b w:val="0"/>
-                <w:sz w:val="16"/>
-              </w:rPr>
-              <w:t>[Date range]</w:t>
+            <w:r>
+              <w:t>Date range</w:t>
             </w:r>
           </w:p>
         </w:tc>
@@ -1293,13 +1033,8 @@
             <w:vAlign w:val="top"/>
           </w:tcPr>
           <w:p>
-            <w:r/>
-            <w:r>
-              <w:rPr>
-                <w:b w:val="0"/>
-                <w:sz w:val="16"/>
-              </w:rPr>
-              <w:t>[Unit / topic]</w:t>
+            <w:r>
+              <w:t>Unit / topic</w:t>
             </w:r>
           </w:p>
         </w:tc>
@@ -1309,13 +1044,8 @@
             <w:vAlign w:val="top"/>
           </w:tcPr>
           <w:p>
-            <w:r/>
-            <w:r>
-              <w:rPr>
-                <w:b w:val="0"/>
-                <w:sz w:val="16"/>
-              </w:rPr>
-              <w:t>[Online task or blended component]</w:t>
+            <w:r>
+              <w:t>Online task or blended component</w:t>
             </w:r>
           </w:p>
         </w:tc>
@@ -1325,13 +1055,8 @@
             <w:vAlign w:val="top"/>
           </w:tcPr>
           <w:p>
-            <w:r/>
-            <w:r>
-              <w:rPr>
-                <w:b w:val="0"/>
-                <w:sz w:val="16"/>
-              </w:rPr>
-              <w:t>[Evidence collected]</w:t>
+            <w:r>
+              <w:t>Evidence collected</w:t>
             </w:r>
           </w:p>
         </w:tc>
@@ -1341,13 +1066,8 @@
             <w:vAlign w:val="top"/>
           </w:tcPr>
           <w:p>
-            <w:r/>
-            <w:r>
-              <w:rPr>
-                <w:b w:val="0"/>
-                <w:sz w:val="16"/>
-              </w:rPr>
-              <w:t>[Teacher interaction]</w:t>
+            <w:r>
+              <w:t>Teacher interaction</w:t>
             </w:r>
           </w:p>
         </w:tc>
@@ -1357,13 +1077,8 @@
             <w:vAlign w:val="top"/>
           </w:tcPr>
           <w:p>
-            <w:r/>
-            <w:r>
-              <w:rPr>
-                <w:b w:val="0"/>
-                <w:sz w:val="16"/>
-              </w:rPr>
-              <w:t>[Hours verified]</w:t>
+            <w:r>
+              <w:t>Hours verified</w:t>
             </w:r>
           </w:p>
         </w:tc>
@@ -1375,12 +1090,7 @@
             <w:vAlign w:val="top"/>
           </w:tcPr>
           <w:p>
-            <w:r/>
-            <w:r>
-              <w:rPr>
-                <w:b w:val="0"/>
-                <w:sz w:val="16"/>
-              </w:rPr>
+            <w:r>
               <w:t>5</w:t>
             </w:r>
           </w:p>
@@ -1391,13 +1101,8 @@
             <w:vAlign w:val="top"/>
           </w:tcPr>
           <w:p>
-            <w:r/>
-            <w:r>
-              <w:rPr>
-                <w:b w:val="0"/>
-                <w:sz w:val="16"/>
-              </w:rPr>
-              <w:t>[Date range]</w:t>
+            <w:r>
+              <w:t>Date range</w:t>
             </w:r>
           </w:p>
         </w:tc>
@@ -1407,13 +1112,8 @@
             <w:vAlign w:val="top"/>
           </w:tcPr>
           <w:p>
-            <w:r/>
-            <w:r>
-              <w:rPr>
-                <w:b w:val="0"/>
-                <w:sz w:val="16"/>
-              </w:rPr>
-              <w:t>[Unit / topic]</w:t>
+            <w:r>
+              <w:t>Unit / topic</w:t>
             </w:r>
           </w:p>
         </w:tc>
@@ -1423,13 +1123,8 @@
             <w:vAlign w:val="top"/>
           </w:tcPr>
           <w:p>
-            <w:r/>
-            <w:r>
-              <w:rPr>
-                <w:b w:val="0"/>
-                <w:sz w:val="16"/>
-              </w:rPr>
-              <w:t>[Online task or blended component]</w:t>
+            <w:r>
+              <w:t>Online task or blended component</w:t>
             </w:r>
           </w:p>
         </w:tc>
@@ -1439,13 +1134,8 @@
             <w:vAlign w:val="top"/>
           </w:tcPr>
           <w:p>
-            <w:r/>
-            <w:r>
-              <w:rPr>
-                <w:b w:val="0"/>
-                <w:sz w:val="16"/>
-              </w:rPr>
-              <w:t>[Evidence collected]</w:t>
+            <w:r>
+              <w:t>Evidence collected</w:t>
             </w:r>
           </w:p>
         </w:tc>
@@ -1455,13 +1145,8 @@
             <w:vAlign w:val="top"/>
           </w:tcPr>
           <w:p>
-            <w:r/>
-            <w:r>
-              <w:rPr>
-                <w:b w:val="0"/>
-                <w:sz w:val="16"/>
-              </w:rPr>
-              <w:t>[Teacher interaction]</w:t>
+            <w:r>
+              <w:t>Teacher interaction</w:t>
             </w:r>
           </w:p>
         </w:tc>
@@ -1471,13 +1156,8 @@
             <w:vAlign w:val="top"/>
           </w:tcPr>
           <w:p>
-            <w:r/>
-            <w:r>
-              <w:rPr>
-                <w:b w:val="0"/>
-                <w:sz w:val="16"/>
-              </w:rPr>
-              <w:t>[Hours verified]</w:t>
+            <w:r>
+              <w:t>Hours verified</w:t>
             </w:r>
           </w:p>
         </w:tc>
@@ -1489,12 +1169,7 @@
             <w:vAlign w:val="top"/>
           </w:tcPr>
           <w:p>
-            <w:r/>
-            <w:r>
-              <w:rPr>
-                <w:b w:val="0"/>
-                <w:sz w:val="16"/>
-              </w:rPr>
+            <w:r>
               <w:t>6</w:t>
             </w:r>
           </w:p>
@@ -1505,13 +1180,8 @@
             <w:vAlign w:val="top"/>
           </w:tcPr>
           <w:p>
-            <w:r/>
-            <w:r>
-              <w:rPr>
-                <w:b w:val="0"/>
-                <w:sz w:val="16"/>
-              </w:rPr>
-              <w:t>[Date range]</w:t>
+            <w:r>
+              <w:t>Date range</w:t>
             </w:r>
           </w:p>
         </w:tc>
@@ -1521,13 +1191,8 @@
             <w:vAlign w:val="top"/>
           </w:tcPr>
           <w:p>
-            <w:r/>
-            <w:r>
-              <w:rPr>
-                <w:b w:val="0"/>
-                <w:sz w:val="16"/>
-              </w:rPr>
-              <w:t>[Unit / topic]</w:t>
+            <w:r>
+              <w:t>Unit / topic</w:t>
             </w:r>
           </w:p>
         </w:tc>
@@ -1537,13 +1202,8 @@
             <w:vAlign w:val="top"/>
           </w:tcPr>
           <w:p>
-            <w:r/>
-            <w:r>
-              <w:rPr>
-                <w:b w:val="0"/>
-                <w:sz w:val="16"/>
-              </w:rPr>
-              <w:t>[Online task or blended component]</w:t>
+            <w:r>
+              <w:t>Online task or blended component</w:t>
             </w:r>
           </w:p>
         </w:tc>
@@ -1553,13 +1213,8 @@
             <w:vAlign w:val="top"/>
           </w:tcPr>
           <w:p>
-            <w:r/>
-            <w:r>
-              <w:rPr>
-                <w:b w:val="0"/>
-                <w:sz w:val="16"/>
-              </w:rPr>
-              <w:t>[Evidence collected]</w:t>
+            <w:r>
+              <w:t>Evidence collected</w:t>
             </w:r>
           </w:p>
         </w:tc>
@@ -1569,13 +1224,8 @@
             <w:vAlign w:val="top"/>
           </w:tcPr>
           <w:p>
-            <w:r/>
-            <w:r>
-              <w:rPr>
-                <w:b w:val="0"/>
-                <w:sz w:val="16"/>
-              </w:rPr>
-              <w:t>[Teacher interaction]</w:t>
+            <w:r>
+              <w:t>Teacher interaction</w:t>
             </w:r>
           </w:p>
         </w:tc>
@@ -1585,13 +1235,8 @@
             <w:vAlign w:val="top"/>
           </w:tcPr>
           <w:p>
-            <w:r/>
-            <w:r>
-              <w:rPr>
-                <w:b w:val="0"/>
-                <w:sz w:val="16"/>
-              </w:rPr>
-              <w:t>[Hours verified]</w:t>
+            <w:r>
+              <w:t>Hours verified</w:t>
             </w:r>
           </w:p>
         </w:tc>
@@ -1603,12 +1248,7 @@
             <w:vAlign w:val="top"/>
           </w:tcPr>
           <w:p>
-            <w:r/>
-            <w:r>
-              <w:rPr>
-                <w:b w:val="0"/>
-                <w:sz w:val="16"/>
-              </w:rPr>
+            <w:r>
               <w:t>7</w:t>
             </w:r>
           </w:p>
@@ -1619,13 +1259,8 @@
             <w:vAlign w:val="top"/>
           </w:tcPr>
           <w:p>
-            <w:r/>
-            <w:r>
-              <w:rPr>
-                <w:b w:val="0"/>
-                <w:sz w:val="16"/>
-              </w:rPr>
-              <w:t>[Date range]</w:t>
+            <w:r>
+              <w:t>Date range</w:t>
             </w:r>
           </w:p>
         </w:tc>
@@ -1635,13 +1270,8 @@
             <w:vAlign w:val="top"/>
           </w:tcPr>
           <w:p>
-            <w:r/>
-            <w:r>
-              <w:rPr>
-                <w:b w:val="0"/>
-                <w:sz w:val="16"/>
-              </w:rPr>
-              <w:t>[Unit / topic]</w:t>
+            <w:r>
+              <w:t>Unit / topic</w:t>
             </w:r>
           </w:p>
         </w:tc>
@@ -1651,13 +1281,8 @@
             <w:vAlign w:val="top"/>
           </w:tcPr>
           <w:p>
-            <w:r/>
-            <w:r>
-              <w:rPr>
-                <w:b w:val="0"/>
-                <w:sz w:val="16"/>
-              </w:rPr>
-              <w:t>[Online task or blended component]</w:t>
+            <w:r>
+              <w:t>Online task or blended component</w:t>
             </w:r>
           </w:p>
         </w:tc>
@@ -1667,13 +1292,8 @@
             <w:vAlign w:val="top"/>
           </w:tcPr>
           <w:p>
-            <w:r/>
-            <w:r>
-              <w:rPr>
-                <w:b w:val="0"/>
-                <w:sz w:val="16"/>
-              </w:rPr>
-              <w:t>[Evidence collected]</w:t>
+            <w:r>
+              <w:t>Evidence collected</w:t>
             </w:r>
           </w:p>
         </w:tc>
@@ -1683,13 +1303,8 @@
             <w:vAlign w:val="top"/>
           </w:tcPr>
           <w:p>
-            <w:r/>
-            <w:r>
-              <w:rPr>
-                <w:b w:val="0"/>
-                <w:sz w:val="16"/>
-              </w:rPr>
-              <w:t>[Teacher interaction]</w:t>
+            <w:r>
+              <w:t>Teacher interaction</w:t>
             </w:r>
           </w:p>
         </w:tc>
@@ -1699,13 +1314,8 @@
             <w:vAlign w:val="top"/>
           </w:tcPr>
           <w:p>
-            <w:r/>
-            <w:r>
-              <w:rPr>
-                <w:b w:val="0"/>
-                <w:sz w:val="16"/>
-              </w:rPr>
-              <w:t>[Hours verified]</w:t>
+            <w:r>
+              <w:t>Hours verified</w:t>
             </w:r>
           </w:p>
         </w:tc>
@@ -1717,12 +1327,7 @@
             <w:vAlign w:val="top"/>
           </w:tcPr>
           <w:p>
-            <w:r/>
-            <w:r>
-              <w:rPr>
-                <w:b w:val="0"/>
-                <w:sz w:val="16"/>
-              </w:rPr>
+            <w:r>
               <w:t>8</w:t>
             </w:r>
           </w:p>
@@ -1733,13 +1338,8 @@
             <w:vAlign w:val="top"/>
           </w:tcPr>
           <w:p>
-            <w:r/>
-            <w:r>
-              <w:rPr>
-                <w:b w:val="0"/>
-                <w:sz w:val="16"/>
-              </w:rPr>
-              <w:t>[Date range]</w:t>
+            <w:r>
+              <w:t>Date range</w:t>
             </w:r>
           </w:p>
         </w:tc>
@@ -1749,13 +1349,8 @@
             <w:vAlign w:val="top"/>
           </w:tcPr>
           <w:p>
-            <w:r/>
-            <w:r>
-              <w:rPr>
-                <w:b w:val="0"/>
-                <w:sz w:val="16"/>
-              </w:rPr>
-              <w:t>[Unit / topic]</w:t>
+            <w:r>
+              <w:t>Unit / topic</w:t>
             </w:r>
           </w:p>
         </w:tc>
@@ -1765,13 +1360,8 @@
             <w:vAlign w:val="top"/>
           </w:tcPr>
           <w:p>
-            <w:r/>
-            <w:r>
-              <w:rPr>
-                <w:b w:val="0"/>
-                <w:sz w:val="16"/>
-              </w:rPr>
-              <w:t>[Online task or blended component]</w:t>
+            <w:r>
+              <w:t>Online task or blended component</w:t>
             </w:r>
           </w:p>
         </w:tc>
@@ -1781,13 +1371,8 @@
             <w:vAlign w:val="top"/>
           </w:tcPr>
           <w:p>
-            <w:r/>
-            <w:r>
-              <w:rPr>
-                <w:b w:val="0"/>
-                <w:sz w:val="16"/>
-              </w:rPr>
-              <w:t>[Evidence collected]</w:t>
+            <w:r>
+              <w:t>Evidence collected</w:t>
             </w:r>
           </w:p>
         </w:tc>
@@ -1797,13 +1382,8 @@
             <w:vAlign w:val="top"/>
           </w:tcPr>
           <w:p>
-            <w:r/>
-            <w:r>
-              <w:rPr>
-                <w:b w:val="0"/>
-                <w:sz w:val="16"/>
-              </w:rPr>
-              <w:t>[Teacher interaction]</w:t>
+            <w:r>
+              <w:t>Teacher interaction</w:t>
             </w:r>
           </w:p>
         </w:tc>
@@ -1813,13 +1393,8 @@
             <w:vAlign w:val="top"/>
           </w:tcPr>
           <w:p>
-            <w:r/>
-            <w:r>
-              <w:rPr>
-                <w:b w:val="0"/>
-                <w:sz w:val="16"/>
-              </w:rPr>
-              <w:t>[Hours verified]</w:t>
+            <w:r>
+              <w:t>Hours verified</w:t>
             </w:r>
           </w:p>
         </w:tc>
@@ -1831,12 +1406,7 @@
             <w:vAlign w:val="top"/>
           </w:tcPr>
           <w:p>
-            <w:r/>
-            <w:r>
-              <w:rPr>
-                <w:b w:val="0"/>
-                <w:sz w:val="16"/>
-              </w:rPr>
+            <w:r>
               <w:t>9</w:t>
             </w:r>
           </w:p>
@@ -1847,13 +1417,8 @@
             <w:vAlign w:val="top"/>
           </w:tcPr>
           <w:p>
-            <w:r/>
-            <w:r>
-              <w:rPr>
-                <w:b w:val="0"/>
-                <w:sz w:val="16"/>
-              </w:rPr>
-              <w:t>[Date range]</w:t>
+            <w:r>
+              <w:t>Date range</w:t>
             </w:r>
           </w:p>
         </w:tc>
@@ -1863,13 +1428,8 @@
             <w:vAlign w:val="top"/>
           </w:tcPr>
           <w:p>
-            <w:r/>
-            <w:r>
-              <w:rPr>
-                <w:b w:val="0"/>
-                <w:sz w:val="16"/>
-              </w:rPr>
-              <w:t>[Unit / topic]</w:t>
+            <w:r>
+              <w:t>Unit / topic</w:t>
             </w:r>
           </w:p>
         </w:tc>
@@ -1879,13 +1439,8 @@
             <w:vAlign w:val="top"/>
           </w:tcPr>
           <w:p>
-            <w:r/>
-            <w:r>
-              <w:rPr>
-                <w:b w:val="0"/>
-                <w:sz w:val="16"/>
-              </w:rPr>
-              <w:t>[Online task or blended component]</w:t>
+            <w:r>
+              <w:t>Online task or blended component</w:t>
             </w:r>
           </w:p>
         </w:tc>
@@ -1895,13 +1450,8 @@
             <w:vAlign w:val="top"/>
           </w:tcPr>
           <w:p>
-            <w:r/>
-            <w:r>
-              <w:rPr>
-                <w:b w:val="0"/>
-                <w:sz w:val="16"/>
-              </w:rPr>
-              <w:t>[Evidence collected]</w:t>
+            <w:r>
+              <w:t>Evidence collected</w:t>
             </w:r>
           </w:p>
         </w:tc>
@@ -1911,13 +1461,8 @@
             <w:vAlign w:val="top"/>
           </w:tcPr>
           <w:p>
-            <w:r/>
-            <w:r>
-              <w:rPr>
-                <w:b w:val="0"/>
-                <w:sz w:val="16"/>
-              </w:rPr>
-              <w:t>[Teacher interaction]</w:t>
+            <w:r>
+              <w:t>Teacher interaction</w:t>
             </w:r>
           </w:p>
         </w:tc>
@@ -1927,13 +1472,8 @@
             <w:vAlign w:val="top"/>
           </w:tcPr>
           <w:p>
-            <w:r/>
-            <w:r>
-              <w:rPr>
-                <w:b w:val="0"/>
-                <w:sz w:val="16"/>
-              </w:rPr>
-              <w:t>[Hours verified]</w:t>
+            <w:r>
+              <w:t>Hours verified</w:t>
             </w:r>
           </w:p>
         </w:tc>
@@ -1945,12 +1485,7 @@
             <w:vAlign w:val="top"/>
           </w:tcPr>
           <w:p>
-            <w:r/>
-            <w:r>
-              <w:rPr>
-                <w:b w:val="0"/>
-                <w:sz w:val="16"/>
-              </w:rPr>
+            <w:r>
               <w:t>10</w:t>
             </w:r>
           </w:p>
@@ -1961,13 +1496,8 @@
             <w:vAlign w:val="top"/>
           </w:tcPr>
           <w:p>
-            <w:r/>
-            <w:r>
-              <w:rPr>
-                <w:b w:val="0"/>
-                <w:sz w:val="16"/>
-              </w:rPr>
-              <w:t>[Date range]</w:t>
+            <w:r>
+              <w:t>Date range</w:t>
             </w:r>
           </w:p>
         </w:tc>
@@ -1977,13 +1507,8 @@
             <w:vAlign w:val="top"/>
           </w:tcPr>
           <w:p>
-            <w:r/>
-            <w:r>
-              <w:rPr>
-                <w:b w:val="0"/>
-                <w:sz w:val="16"/>
-              </w:rPr>
-              <w:t>[Unit / topic]</w:t>
+            <w:r>
+              <w:t>Unit / topic</w:t>
             </w:r>
           </w:p>
         </w:tc>
@@ -1993,13 +1518,8 @@
             <w:vAlign w:val="top"/>
           </w:tcPr>
           <w:p>
-            <w:r/>
-            <w:r>
-              <w:rPr>
-                <w:b w:val="0"/>
-                <w:sz w:val="16"/>
-              </w:rPr>
-              <w:t>[Online task or blended component]</w:t>
+            <w:r>
+              <w:t>Online task or blended component</w:t>
             </w:r>
           </w:p>
         </w:tc>
@@ -2009,13 +1529,8 @@
             <w:vAlign w:val="top"/>
           </w:tcPr>
           <w:p>
-            <w:r/>
-            <w:r>
-              <w:rPr>
-                <w:b w:val="0"/>
-                <w:sz w:val="16"/>
-              </w:rPr>
-              <w:t>[Evidence collected]</w:t>
+            <w:r>
+              <w:t>Evidence collected</w:t>
             </w:r>
           </w:p>
         </w:tc>
@@ -2025,13 +1540,8 @@
             <w:vAlign w:val="top"/>
           </w:tcPr>
           <w:p>
-            <w:r/>
-            <w:r>
-              <w:rPr>
-                <w:b w:val="0"/>
-                <w:sz w:val="16"/>
-              </w:rPr>
-              <w:t>[Teacher interaction]</w:t>
+            <w:r>
+              <w:t>Teacher interaction</w:t>
             </w:r>
           </w:p>
         </w:tc>
@@ -2041,13 +1551,8 @@
             <w:vAlign w:val="top"/>
           </w:tcPr>
           <w:p>
-            <w:r/>
-            <w:r>
-              <w:rPr>
-                <w:b w:val="0"/>
-                <w:sz w:val="16"/>
-              </w:rPr>
-              <w:t>[Hours verified]</w:t>
+            <w:r>
+              <w:t>Hours verified</w:t>
             </w:r>
           </w:p>
         </w:tc>
@@ -2059,12 +1564,7 @@
             <w:vAlign w:val="top"/>
           </w:tcPr>
           <w:p>
-            <w:r/>
-            <w:r>
-              <w:rPr>
-                <w:b w:val="0"/>
-                <w:sz w:val="16"/>
-              </w:rPr>
+            <w:r>
               <w:t>11</w:t>
             </w:r>
           </w:p>
@@ -2075,13 +1575,8 @@
             <w:vAlign w:val="top"/>
           </w:tcPr>
           <w:p>
-            <w:r/>
-            <w:r>
-              <w:rPr>
-                <w:b w:val="0"/>
-                <w:sz w:val="16"/>
-              </w:rPr>
-              <w:t>[Date range]</w:t>
+            <w:r>
+              <w:t>Date range</w:t>
             </w:r>
           </w:p>
         </w:tc>
@@ -2091,13 +1586,8 @@
             <w:vAlign w:val="top"/>
           </w:tcPr>
           <w:p>
-            <w:r/>
-            <w:r>
-              <w:rPr>
-                <w:b w:val="0"/>
-                <w:sz w:val="16"/>
-              </w:rPr>
-              <w:t>[Unit / topic]</w:t>
+            <w:r>
+              <w:t>Unit / topic</w:t>
             </w:r>
           </w:p>
         </w:tc>
@@ -2107,13 +1597,8 @@
             <w:vAlign w:val="top"/>
           </w:tcPr>
           <w:p>
-            <w:r/>
-            <w:r>
-              <w:rPr>
-                <w:b w:val="0"/>
-                <w:sz w:val="16"/>
-              </w:rPr>
-              <w:t>[Online task or blended component]</w:t>
+            <w:r>
+              <w:t>Online task or blended component</w:t>
             </w:r>
           </w:p>
         </w:tc>
@@ -2123,13 +1608,8 @@
             <w:vAlign w:val="top"/>
           </w:tcPr>
           <w:p>
-            <w:r/>
-            <w:r>
-              <w:rPr>
-                <w:b w:val="0"/>
-                <w:sz w:val="16"/>
-              </w:rPr>
-              <w:t>[Evidence collected]</w:t>
+            <w:r>
+              <w:t>Evidence collected</w:t>
             </w:r>
           </w:p>
         </w:tc>
@@ -2139,13 +1619,8 @@
             <w:vAlign w:val="top"/>
           </w:tcPr>
           <w:p>
-            <w:r/>
-            <w:r>
-              <w:rPr>
-                <w:b w:val="0"/>
-                <w:sz w:val="16"/>
-              </w:rPr>
-              <w:t>[Teacher interaction]</w:t>
+            <w:r>
+              <w:t>Teacher interaction</w:t>
             </w:r>
           </w:p>
         </w:tc>
@@ -2155,13 +1630,8 @@
             <w:vAlign w:val="top"/>
           </w:tcPr>
           <w:p>
-            <w:r/>
-            <w:r>
-              <w:rPr>
-                <w:b w:val="0"/>
-                <w:sz w:val="16"/>
-              </w:rPr>
-              <w:t>[Hours verified]</w:t>
+            <w:r>
+              <w:t>Hours verified</w:t>
             </w:r>
           </w:p>
         </w:tc>
@@ -2173,12 +1643,7 @@
             <w:vAlign w:val="top"/>
           </w:tcPr>
           <w:p>
-            <w:r/>
-            <w:r>
-              <w:rPr>
-                <w:b w:val="0"/>
-                <w:sz w:val="16"/>
-              </w:rPr>
+            <w:r>
               <w:t>12</w:t>
             </w:r>
           </w:p>
@@ -2189,13 +1654,8 @@
             <w:vAlign w:val="top"/>
           </w:tcPr>
           <w:p>
-            <w:r/>
-            <w:r>
-              <w:rPr>
-                <w:b w:val="0"/>
-                <w:sz w:val="16"/>
-              </w:rPr>
-              <w:t>[Date range]</w:t>
+            <w:r>
+              <w:t>Date range</w:t>
             </w:r>
           </w:p>
         </w:tc>
@@ -2205,13 +1665,8 @@
             <w:vAlign w:val="top"/>
           </w:tcPr>
           <w:p>
-            <w:r/>
-            <w:r>
-              <w:rPr>
-                <w:b w:val="0"/>
-                <w:sz w:val="16"/>
-              </w:rPr>
-              <w:t>[Unit / topic]</w:t>
+            <w:r>
+              <w:t>Unit / topic</w:t>
             </w:r>
           </w:p>
         </w:tc>
@@ -2221,13 +1676,8 @@
             <w:vAlign w:val="top"/>
           </w:tcPr>
           <w:p>
-            <w:r/>
-            <w:r>
-              <w:rPr>
-                <w:b w:val="0"/>
-                <w:sz w:val="16"/>
-              </w:rPr>
-              <w:t>[Online task or blended component]</w:t>
+            <w:r>
+              <w:t>Online task or blended component</w:t>
             </w:r>
           </w:p>
         </w:tc>
@@ -2237,13 +1687,8 @@
             <w:vAlign w:val="top"/>
           </w:tcPr>
           <w:p>
-            <w:r/>
-            <w:r>
-              <w:rPr>
-                <w:b w:val="0"/>
-                <w:sz w:val="16"/>
-              </w:rPr>
-              <w:t>[Evidence collected]</w:t>
+            <w:r>
+              <w:t>Evidence collected</w:t>
             </w:r>
           </w:p>
         </w:tc>
@@ -2253,13 +1698,8 @@
             <w:vAlign w:val="top"/>
           </w:tcPr>
           <w:p>
-            <w:r/>
-            <w:r>
-              <w:rPr>
-                <w:b w:val="0"/>
-                <w:sz w:val="16"/>
-              </w:rPr>
-              <w:t>[Teacher interaction]</w:t>
+            <w:r>
+              <w:t>Teacher interaction</w:t>
             </w:r>
           </w:p>
         </w:tc>
@@ -2269,13 +1709,8 @@
             <w:vAlign w:val="top"/>
           </w:tcPr>
           <w:p>
-            <w:r/>
-            <w:r>
-              <w:rPr>
-                <w:b w:val="0"/>
-                <w:sz w:val="16"/>
-              </w:rPr>
-              <w:t>[Hours verified]</w:t>
+            <w:r>
+              <w:t>Hours verified</w:t>
             </w:r>
           </w:p>
         </w:tc>
@@ -2287,12 +1722,7 @@
             <w:vAlign w:val="top"/>
           </w:tcPr>
           <w:p>
-            <w:r/>
-            <w:r>
-              <w:rPr>
-                <w:b w:val="0"/>
-                <w:sz w:val="16"/>
-              </w:rPr>
+            <w:r>
               <w:t>13</w:t>
             </w:r>
           </w:p>
@@ -2303,13 +1733,8 @@
             <w:vAlign w:val="top"/>
           </w:tcPr>
           <w:p>
-            <w:r/>
-            <w:r>
-              <w:rPr>
-                <w:b w:val="0"/>
-                <w:sz w:val="16"/>
-              </w:rPr>
-              <w:t>[Date range]</w:t>
+            <w:r>
+              <w:t>Date range</w:t>
             </w:r>
           </w:p>
         </w:tc>
@@ -2319,13 +1744,8 @@
             <w:vAlign w:val="top"/>
           </w:tcPr>
           <w:p>
-            <w:r/>
-            <w:r>
-              <w:rPr>
-                <w:b w:val="0"/>
-                <w:sz w:val="16"/>
-              </w:rPr>
-              <w:t>[Unit / topic]</w:t>
+            <w:r>
+              <w:t>Unit / topic</w:t>
             </w:r>
           </w:p>
         </w:tc>
@@ -2335,13 +1755,8 @@
             <w:vAlign w:val="top"/>
           </w:tcPr>
           <w:p>
-            <w:r/>
-            <w:r>
-              <w:rPr>
-                <w:b w:val="0"/>
-                <w:sz w:val="16"/>
-              </w:rPr>
-              <w:t>[Online task or blended component]</w:t>
+            <w:r>
+              <w:t>Online task or blended component</w:t>
             </w:r>
           </w:p>
         </w:tc>
@@ -2351,13 +1766,8 @@
             <w:vAlign w:val="top"/>
           </w:tcPr>
           <w:p>
-            <w:r/>
-            <w:r>
-              <w:rPr>
-                <w:b w:val="0"/>
-                <w:sz w:val="16"/>
-              </w:rPr>
-              <w:t>[Evidence collected]</w:t>
+            <w:r>
+              <w:t>Evidence collected</w:t>
             </w:r>
           </w:p>
         </w:tc>
@@ -2367,13 +1777,8 @@
             <w:vAlign w:val="top"/>
           </w:tcPr>
           <w:p>
-            <w:r/>
-            <w:r>
-              <w:rPr>
-                <w:b w:val="0"/>
-                <w:sz w:val="16"/>
-              </w:rPr>
-              <w:t>[Teacher interaction]</w:t>
+            <w:r>
+              <w:t>Teacher interaction</w:t>
             </w:r>
           </w:p>
         </w:tc>
@@ -2383,13 +1788,8 @@
             <w:vAlign w:val="top"/>
           </w:tcPr>
           <w:p>
-            <w:r/>
-            <w:r>
-              <w:rPr>
-                <w:b w:val="0"/>
-                <w:sz w:val="16"/>
-              </w:rPr>
-              <w:t>[Hours verified]</w:t>
+            <w:r>
+              <w:t>Hours verified</w:t>
             </w:r>
           </w:p>
         </w:tc>
@@ -2401,12 +1801,7 @@
             <w:vAlign w:val="top"/>
           </w:tcPr>
           <w:p>
-            <w:r/>
-            <w:r>
-              <w:rPr>
-                <w:b w:val="0"/>
-                <w:sz w:val="16"/>
-              </w:rPr>
+            <w:r>
               <w:t>14</w:t>
             </w:r>
           </w:p>
@@ -2417,13 +1812,8 @@
             <w:vAlign w:val="top"/>
           </w:tcPr>
           <w:p>
-            <w:r/>
-            <w:r>
-              <w:rPr>
-                <w:b w:val="0"/>
-                <w:sz w:val="16"/>
-              </w:rPr>
-              <w:t>[Date range]</w:t>
+            <w:r>
+              <w:t>Date range</w:t>
             </w:r>
           </w:p>
         </w:tc>
@@ -2433,13 +1823,8 @@
             <w:vAlign w:val="top"/>
           </w:tcPr>
           <w:p>
-            <w:r/>
-            <w:r>
-              <w:rPr>
-                <w:b w:val="0"/>
-                <w:sz w:val="16"/>
-              </w:rPr>
-              <w:t>[Unit / topic]</w:t>
+            <w:r>
+              <w:t>Unit / topic</w:t>
             </w:r>
           </w:p>
         </w:tc>
@@ -2449,13 +1834,8 @@
             <w:vAlign w:val="top"/>
           </w:tcPr>
           <w:p>
-            <w:r/>
-            <w:r>
-              <w:rPr>
-                <w:b w:val="0"/>
-                <w:sz w:val="16"/>
-              </w:rPr>
-              <w:t>[Online task or blended component]</w:t>
+            <w:r>
+              <w:t>Online task or blended component</w:t>
             </w:r>
           </w:p>
         </w:tc>
@@ -2465,13 +1845,8 @@
             <w:vAlign w:val="top"/>
           </w:tcPr>
           <w:p>
-            <w:r/>
-            <w:r>
-              <w:rPr>
-                <w:b w:val="0"/>
-                <w:sz w:val="16"/>
-              </w:rPr>
-              <w:t>[Evidence collected]</w:t>
+            <w:r>
+              <w:t>Evidence collected</w:t>
             </w:r>
           </w:p>
         </w:tc>
@@ -2481,13 +1856,8 @@
             <w:vAlign w:val="top"/>
           </w:tcPr>
           <w:p>
-            <w:r/>
-            <w:r>
-              <w:rPr>
-                <w:b w:val="0"/>
-                <w:sz w:val="16"/>
-              </w:rPr>
-              <w:t>[Teacher interaction]</w:t>
+            <w:r>
+              <w:t>Teacher interaction</w:t>
             </w:r>
           </w:p>
         </w:tc>
@@ -2497,13 +1867,8 @@
             <w:vAlign w:val="top"/>
           </w:tcPr>
           <w:p>
-            <w:r/>
-            <w:r>
-              <w:rPr>
-                <w:b w:val="0"/>
-                <w:sz w:val="16"/>
-              </w:rPr>
-              <w:t>[Hours verified]</w:t>
+            <w:r>
+              <w:t>Hours verified</w:t>
             </w:r>
           </w:p>
         </w:tc>
@@ -2515,12 +1880,7 @@
             <w:vAlign w:val="top"/>
           </w:tcPr>
           <w:p>
-            <w:r/>
-            <w:r>
-              <w:rPr>
-                <w:b w:val="0"/>
-                <w:sz w:val="16"/>
-              </w:rPr>
+            <w:r>
               <w:t>15</w:t>
             </w:r>
           </w:p>
@@ -2531,13 +1891,8 @@
             <w:vAlign w:val="top"/>
           </w:tcPr>
           <w:p>
-            <w:r/>
-            <w:r>
-              <w:rPr>
-                <w:b w:val="0"/>
-                <w:sz w:val="16"/>
-              </w:rPr>
-              <w:t>[Date range]</w:t>
+            <w:r>
+              <w:t>Date range</w:t>
             </w:r>
           </w:p>
         </w:tc>
@@ -2547,13 +1902,8 @@
             <w:vAlign w:val="top"/>
           </w:tcPr>
           <w:p>
-            <w:r/>
-            <w:r>
-              <w:rPr>
-                <w:b w:val="0"/>
-                <w:sz w:val="16"/>
-              </w:rPr>
-              <w:t>[Unit / topic]</w:t>
+            <w:r>
+              <w:t>Unit / topic</w:t>
             </w:r>
           </w:p>
         </w:tc>
@@ -2563,13 +1913,8 @@
             <w:vAlign w:val="top"/>
           </w:tcPr>
           <w:p>
-            <w:r/>
-            <w:r>
-              <w:rPr>
-                <w:b w:val="0"/>
-                <w:sz w:val="16"/>
-              </w:rPr>
-              <w:t>[Online task or blended component]</w:t>
+            <w:r>
+              <w:t>Online task or blended component</w:t>
             </w:r>
           </w:p>
         </w:tc>
@@ -2579,13 +1924,8 @@
             <w:vAlign w:val="top"/>
           </w:tcPr>
           <w:p>
-            <w:r/>
-            <w:r>
-              <w:rPr>
-                <w:b w:val="0"/>
-                <w:sz w:val="16"/>
-              </w:rPr>
-              <w:t>[Evidence collected]</w:t>
+            <w:r>
+              <w:t>Evidence collected</w:t>
             </w:r>
           </w:p>
         </w:tc>
@@ -2595,13 +1935,8 @@
             <w:vAlign w:val="top"/>
           </w:tcPr>
           <w:p>
-            <w:r/>
-            <w:r>
-              <w:rPr>
-                <w:b w:val="0"/>
-                <w:sz w:val="16"/>
-              </w:rPr>
-              <w:t>[Teacher interaction]</w:t>
+            <w:r>
+              <w:t>Teacher interaction</w:t>
             </w:r>
           </w:p>
         </w:tc>
@@ -2611,13 +1946,8 @@
             <w:vAlign w:val="top"/>
           </w:tcPr>
           <w:p>
-            <w:r/>
-            <w:r>
-              <w:rPr>
-                <w:b w:val="0"/>
-                <w:sz w:val="16"/>
-              </w:rPr>
-              <w:t>[Hours verified]</w:t>
+            <w:r>
+              <w:t>Hours verified</w:t>
             </w:r>
           </w:p>
         </w:tc>
@@ -2629,12 +1959,7 @@
             <w:vAlign w:val="top"/>
           </w:tcPr>
           <w:p>
-            <w:r/>
-            <w:r>
-              <w:rPr>
-                <w:b w:val="0"/>
-                <w:sz w:val="16"/>
-              </w:rPr>
+            <w:r>
               <w:t>16</w:t>
             </w:r>
           </w:p>
@@ -2645,13 +1970,8 @@
             <w:vAlign w:val="top"/>
           </w:tcPr>
           <w:p>
-            <w:r/>
-            <w:r>
-              <w:rPr>
-                <w:b w:val="0"/>
-                <w:sz w:val="16"/>
-              </w:rPr>
-              <w:t>[Date range]</w:t>
+            <w:r>
+              <w:t>Date range</w:t>
             </w:r>
           </w:p>
         </w:tc>
@@ -2661,13 +1981,8 @@
             <w:vAlign w:val="top"/>
           </w:tcPr>
           <w:p>
-            <w:r/>
-            <w:r>
-              <w:rPr>
-                <w:b w:val="0"/>
-                <w:sz w:val="16"/>
-              </w:rPr>
-              <w:t>[Unit / topic]</w:t>
+            <w:r>
+              <w:t>Unit / topic</w:t>
             </w:r>
           </w:p>
         </w:tc>
@@ -2677,13 +1992,8 @@
             <w:vAlign w:val="top"/>
           </w:tcPr>
           <w:p>
-            <w:r/>
-            <w:r>
-              <w:rPr>
-                <w:b w:val="0"/>
-                <w:sz w:val="16"/>
-              </w:rPr>
-              <w:t>[Online task or blended component]</w:t>
+            <w:r>
+              <w:t>Online task or blended component</w:t>
             </w:r>
           </w:p>
         </w:tc>
@@ -2693,13 +2003,8 @@
             <w:vAlign w:val="top"/>
           </w:tcPr>
           <w:p>
-            <w:r/>
-            <w:r>
-              <w:rPr>
-                <w:b w:val="0"/>
-                <w:sz w:val="16"/>
-              </w:rPr>
-              <w:t>[Evidence collected]</w:t>
+            <w:r>
+              <w:t>Evidence collected</w:t>
             </w:r>
           </w:p>
         </w:tc>
@@ -2709,13 +2014,8 @@
             <w:vAlign w:val="top"/>
           </w:tcPr>
           <w:p>
-            <w:r/>
-            <w:r>
-              <w:rPr>
-                <w:b w:val="0"/>
-                <w:sz w:val="16"/>
-              </w:rPr>
-              <w:t>[Teacher interaction]</w:t>
+            <w:r>
+              <w:t>Teacher interaction</w:t>
             </w:r>
           </w:p>
         </w:tc>
@@ -2725,13 +2025,8 @@
             <w:vAlign w:val="top"/>
           </w:tcPr>
           <w:p>
-            <w:r/>
-            <w:r>
-              <w:rPr>
-                <w:b w:val="0"/>
-                <w:sz w:val="16"/>
-              </w:rPr>
-              <w:t>[Hours verified]</w:t>
+            <w:r>
+              <w:t>Hours verified</w:t>
             </w:r>
           </w:p>
         </w:tc>
@@ -2743,12 +2038,7 @@
             <w:vAlign w:val="top"/>
           </w:tcPr>
           <w:p>
-            <w:r/>
-            <w:r>
-              <w:rPr>
-                <w:b w:val="0"/>
-                <w:sz w:val="16"/>
-              </w:rPr>
+            <w:r>
               <w:t>17</w:t>
             </w:r>
           </w:p>
@@ -2759,13 +2049,8 @@
             <w:vAlign w:val="top"/>
           </w:tcPr>
           <w:p>
-            <w:r/>
-            <w:r>
-              <w:rPr>
-                <w:b w:val="0"/>
-                <w:sz w:val="16"/>
-              </w:rPr>
-              <w:t>[Date range]</w:t>
+            <w:r>
+              <w:t>Date range</w:t>
             </w:r>
           </w:p>
         </w:tc>
@@ -2775,13 +2060,8 @@
             <w:vAlign w:val="top"/>
           </w:tcPr>
           <w:p>
-            <w:r/>
-            <w:r>
-              <w:rPr>
-                <w:b w:val="0"/>
-                <w:sz w:val="16"/>
-              </w:rPr>
-              <w:t>[Unit / topic]</w:t>
+            <w:r>
+              <w:t>Unit / topic</w:t>
             </w:r>
           </w:p>
         </w:tc>
@@ -2791,13 +2071,8 @@
             <w:vAlign w:val="top"/>
           </w:tcPr>
           <w:p>
-            <w:r/>
-            <w:r>
-              <w:rPr>
-                <w:b w:val="0"/>
-                <w:sz w:val="16"/>
-              </w:rPr>
-              <w:t>[Online task or blended component]</w:t>
+            <w:r>
+              <w:t>Online task or blended component</w:t>
             </w:r>
           </w:p>
         </w:tc>
@@ -2807,13 +2082,8 @@
             <w:vAlign w:val="top"/>
           </w:tcPr>
           <w:p>
-            <w:r/>
-            <w:r>
-              <w:rPr>
-                <w:b w:val="0"/>
-                <w:sz w:val="16"/>
-              </w:rPr>
-              <w:t>[Evidence collected]</w:t>
+            <w:r>
+              <w:t>Evidence collected</w:t>
             </w:r>
           </w:p>
         </w:tc>
@@ -2823,13 +2093,8 @@
             <w:vAlign w:val="top"/>
           </w:tcPr>
           <w:p>
-            <w:r/>
-            <w:r>
-              <w:rPr>
-                <w:b w:val="0"/>
-                <w:sz w:val="16"/>
-              </w:rPr>
-              <w:t>[Teacher interaction]</w:t>
+            <w:r>
+              <w:t>Teacher interaction</w:t>
             </w:r>
           </w:p>
         </w:tc>
@@ -2839,13 +2104,8 @@
             <w:vAlign w:val="top"/>
           </w:tcPr>
           <w:p>
-            <w:r/>
-            <w:r>
-              <w:rPr>
-                <w:b w:val="0"/>
-                <w:sz w:val="16"/>
-              </w:rPr>
-              <w:t>[Hours verified]</w:t>
+            <w:r>
+              <w:t>Hours verified</w:t>
             </w:r>
           </w:p>
         </w:tc>
@@ -2857,12 +2117,7 @@
             <w:vAlign w:val="top"/>
           </w:tcPr>
           <w:p>
-            <w:r/>
-            <w:r>
-              <w:rPr>
-                <w:b w:val="0"/>
-                <w:sz w:val="16"/>
-              </w:rPr>
+            <w:r>
               <w:t>18</w:t>
             </w:r>
           </w:p>
@@ -2873,13 +2128,8 @@
             <w:vAlign w:val="top"/>
           </w:tcPr>
           <w:p>
-            <w:r/>
-            <w:r>
-              <w:rPr>
-                <w:b w:val="0"/>
-                <w:sz w:val="16"/>
-              </w:rPr>
-              <w:t>[Date range]</w:t>
+            <w:r>
+              <w:t>Date range</w:t>
             </w:r>
           </w:p>
         </w:tc>
@@ -2889,13 +2139,8 @@
             <w:vAlign w:val="top"/>
           </w:tcPr>
           <w:p>
-            <w:r/>
-            <w:r>
-              <w:rPr>
-                <w:b w:val="0"/>
-                <w:sz w:val="16"/>
-              </w:rPr>
-              <w:t>[Unit / topic]</w:t>
+            <w:r>
+              <w:t>Unit / topic</w:t>
             </w:r>
           </w:p>
         </w:tc>
@@ -2905,13 +2150,8 @@
             <w:vAlign w:val="top"/>
           </w:tcPr>
           <w:p>
-            <w:r/>
-            <w:r>
-              <w:rPr>
-                <w:b w:val="0"/>
-                <w:sz w:val="16"/>
-              </w:rPr>
-              <w:t>[Online task or blended component]</w:t>
+            <w:r>
+              <w:t>Online task or blended component</w:t>
             </w:r>
           </w:p>
         </w:tc>
@@ -2921,13 +2161,8 @@
             <w:vAlign w:val="top"/>
           </w:tcPr>
           <w:p>
-            <w:r/>
-            <w:r>
-              <w:rPr>
-                <w:b w:val="0"/>
-                <w:sz w:val="16"/>
-              </w:rPr>
-              <w:t>[Evidence collected]</w:t>
+            <w:r>
+              <w:t>Evidence collected</w:t>
             </w:r>
           </w:p>
         </w:tc>
@@ -2937,13 +2172,8 @@
             <w:vAlign w:val="top"/>
           </w:tcPr>
           <w:p>
-            <w:r/>
-            <w:r>
-              <w:rPr>
-                <w:b w:val="0"/>
-                <w:sz w:val="16"/>
-              </w:rPr>
-              <w:t>[Teacher interaction]</w:t>
+            <w:r>
+              <w:t>Teacher interaction</w:t>
             </w:r>
           </w:p>
         </w:tc>
@@ -2953,13 +2183,8 @@
             <w:vAlign w:val="top"/>
           </w:tcPr>
           <w:p>
-            <w:r/>
-            <w:r>
-              <w:rPr>
-                <w:b w:val="0"/>
-                <w:sz w:val="16"/>
-              </w:rPr>
-              <w:t>[Hours verified]</w:t>
+            <w:r>
+              <w:t>Hours verified</w:t>
             </w:r>
           </w:p>
         </w:tc>
@@ -3003,12 +2228,7 @@
             <w:shd w:fill="D9EAF7"/>
           </w:tcPr>
           <w:p>
-            <w:r/>
-            <w:r>
-              <w:rPr>
-                <w:b/>
-                <w:sz w:val="16"/>
-              </w:rPr>
+            <w:r>
               <w:t>Student</w:t>
             </w:r>
           </w:p>
@@ -3020,12 +2240,7 @@
             <w:shd w:fill="D9EAF7"/>
           </w:tcPr>
           <w:p>
-            <w:r/>
-            <w:r>
-              <w:rPr>
-                <w:b/>
-                <w:sz w:val="16"/>
-              </w:rPr>
+            <w:r>
               <w:t>OEN</w:t>
             </w:r>
           </w:p>
@@ -3037,12 +2252,7 @@
             <w:shd w:fill="D9EAF7"/>
           </w:tcPr>
           <w:p>
-            <w:r/>
-            <w:r>
-              <w:rPr>
-                <w:b/>
-                <w:sz w:val="16"/>
-              </w:rPr>
+            <w:r>
               <w:t>Date</w:t>
             </w:r>
           </w:p>
@@ -3054,12 +2264,7 @@
             <w:shd w:fill="D9EAF7"/>
           </w:tcPr>
           <w:p>
-            <w:r/>
-            <w:r>
-              <w:rPr>
-                <w:b/>
-                <w:sz w:val="16"/>
-              </w:rPr>
+            <w:r>
               <w:t>Task</w:t>
             </w:r>
           </w:p>
@@ -3071,12 +2276,7 @@
             <w:shd w:fill="D9EAF7"/>
           </w:tcPr>
           <w:p>
-            <w:r/>
-            <w:r>
-              <w:rPr>
-                <w:b/>
-                <w:sz w:val="16"/>
-              </w:rPr>
+            <w:r>
               <w:t>Time Evidence</w:t>
             </w:r>
           </w:p>
@@ -3088,12 +2288,7 @@
             <w:shd w:fill="D9EAF7"/>
           </w:tcPr>
           <w:p>
-            <w:r/>
-            <w:r>
-              <w:rPr>
-                <w:b/>
-                <w:sz w:val="16"/>
-              </w:rPr>
+            <w:r>
               <w:t>Submission / Evidence</w:t>
             </w:r>
           </w:p>
@@ -3105,12 +2300,7 @@
             <w:shd w:fill="D9EAF7"/>
           </w:tcPr>
           <w:p>
-            <w:r/>
-            <w:r>
-              <w:rPr>
-                <w:b/>
-                <w:sz w:val="16"/>
-              </w:rPr>
+            <w:r>
               <w:t>Teacher Feedback</w:t>
             </w:r>
           </w:p>
@@ -3122,12 +2312,7 @@
             <w:shd w:fill="D9EAF7"/>
           </w:tcPr>
           <w:p>
-            <w:r/>
-            <w:r>
-              <w:rPr>
-                <w:b/>
-                <w:sz w:val="16"/>
-              </w:rPr>
+            <w:r>
               <w:t>Counts Toward 110h</w:t>
             </w:r>
           </w:p>
@@ -3140,13 +2325,8 @@
             <w:vAlign w:val="top"/>
           </w:tcPr>
           <w:p>
-            <w:r/>
-            <w:r>
-              <w:rPr>
-                <w:b w:val="0"/>
-                <w:sz w:val="16"/>
-              </w:rPr>
-              <w:t>[Student Name]</w:t>
+            <w:r>
+              <w:t>Student Name</w:t>
             </w:r>
           </w:p>
         </w:tc>
@@ -3156,13 +2336,8 @@
             <w:vAlign w:val="top"/>
           </w:tcPr>
           <w:p>
-            <w:r/>
-            <w:r>
-              <w:rPr>
-                <w:b w:val="0"/>
-                <w:sz w:val="16"/>
-              </w:rPr>
-              <w:t>[OEN]</w:t>
+            <w:r>
+              <w:t>OEN</w:t>
             </w:r>
           </w:p>
         </w:tc>
@@ -3172,13 +2347,8 @@
             <w:vAlign w:val="top"/>
           </w:tcPr>
           <w:p>
-            <w:r/>
-            <w:r>
-              <w:rPr>
-                <w:b w:val="0"/>
-                <w:sz w:val="16"/>
-              </w:rPr>
-              <w:t>[Date]</w:t>
+            <w:r>
+              <w:t>Date</w:t>
             </w:r>
           </w:p>
         </w:tc>
@@ -3188,13 +2358,8 @@
             <w:vAlign w:val="top"/>
           </w:tcPr>
           <w:p>
-            <w:r/>
-            <w:r>
-              <w:rPr>
-                <w:b w:val="0"/>
-                <w:sz w:val="16"/>
-              </w:rPr>
-              <w:t>[Task title]</w:t>
+            <w:r>
+              <w:t>Task title</w:t>
             </w:r>
           </w:p>
         </w:tc>
@@ -3204,13 +2369,8 @@
             <w:vAlign w:val="top"/>
           </w:tcPr>
           <w:p>
-            <w:r/>
-            <w:r>
-              <w:rPr>
-                <w:b w:val="0"/>
-                <w:sz w:val="16"/>
-              </w:rPr>
-              <w:t>[Start/end or estimated time]</w:t>
+            <w:r>
+              <w:t>Start/end or estimated time</w:t>
             </w:r>
           </w:p>
         </w:tc>
@@ -3220,13 +2380,8 @@
             <w:vAlign w:val="top"/>
           </w:tcPr>
           <w:p>
-            <w:r/>
-            <w:r>
-              <w:rPr>
-                <w:b w:val="0"/>
-                <w:sz w:val="16"/>
-              </w:rPr>
-              <w:t>[Evidence link/file]</w:t>
+            <w:r>
+              <w:t>Evidence link/file</w:t>
             </w:r>
           </w:p>
         </w:tc>
@@ -3236,13 +2391,8 @@
             <w:vAlign w:val="top"/>
           </w:tcPr>
           <w:p>
-            <w:r/>
-            <w:r>
-              <w:rPr>
-                <w:b w:val="0"/>
-                <w:sz w:val="16"/>
-              </w:rPr>
-              <w:t>[Teacher feedback given]</w:t>
+            <w:r>
+              <w:t>Teacher feedback given</w:t>
             </w:r>
           </w:p>
         </w:tc>
@@ -3252,12 +2402,7 @@
             <w:vAlign w:val="top"/>
           </w:tcPr>
           <w:p>
-            <w:r/>
-            <w:r>
-              <w:rPr>
-                <w:b w:val="0"/>
-                <w:sz w:val="16"/>
-              </w:rPr>
+            <w:r>
               <w:t>☐ Yes ☐ No</w:t>
             </w:r>
           </w:p>
@@ -3271,12 +2416,6 @@
           </w:tcPr>
           <w:p>
             <w:r/>
-            <w:r>
-              <w:rPr>
-                <w:b w:val="0"/>
-                <w:sz w:val="16"/>
-              </w:rPr>
-            </w:r>
           </w:p>
         </w:tc>
         <w:tc>
@@ -3286,12 +2425,6 @@
           </w:tcPr>
           <w:p>
             <w:r/>
-            <w:r>
-              <w:rPr>
-                <w:b w:val="0"/>
-                <w:sz w:val="16"/>
-              </w:rPr>
-            </w:r>
           </w:p>
         </w:tc>
         <w:tc>
@@ -3301,12 +2434,6 @@
           </w:tcPr>
           <w:p>
             <w:r/>
-            <w:r>
-              <w:rPr>
-                <w:b w:val="0"/>
-                <w:sz w:val="16"/>
-              </w:rPr>
-            </w:r>
           </w:p>
         </w:tc>
         <w:tc>
@@ -3316,12 +2443,6 @@
           </w:tcPr>
           <w:p>
             <w:r/>
-            <w:r>
-              <w:rPr>
-                <w:b w:val="0"/>
-                <w:sz w:val="16"/>
-              </w:rPr>
-            </w:r>
           </w:p>
         </w:tc>
         <w:tc>
@@ -3331,12 +2452,6 @@
           </w:tcPr>
           <w:p>
             <w:r/>
-            <w:r>
-              <w:rPr>
-                <w:b w:val="0"/>
-                <w:sz w:val="16"/>
-              </w:rPr>
-            </w:r>
           </w:p>
         </w:tc>
         <w:tc>
@@ -3346,12 +2461,6 @@
           </w:tcPr>
           <w:p>
             <w:r/>
-            <w:r>
-              <w:rPr>
-                <w:b w:val="0"/>
-                <w:sz w:val="16"/>
-              </w:rPr>
-            </w:r>
           </w:p>
         </w:tc>
         <w:tc>
@@ -3361,12 +2470,6 @@
           </w:tcPr>
           <w:p>
             <w:r/>
-            <w:r>
-              <w:rPr>
-                <w:b w:val="0"/>
-                <w:sz w:val="16"/>
-              </w:rPr>
-            </w:r>
           </w:p>
         </w:tc>
         <w:tc>
@@ -3376,12 +2479,6 @@
           </w:tcPr>
           <w:p>
             <w:r/>
-            <w:r>
-              <w:rPr>
-                <w:b w:val="0"/>
-                <w:sz w:val="16"/>
-              </w:rPr>
-            </w:r>
           </w:p>
         </w:tc>
       </w:tr>
@@ -3393,12 +2490,6 @@
           </w:tcPr>
           <w:p>
             <w:r/>
-            <w:r>
-              <w:rPr>
-                <w:b w:val="0"/>
-                <w:sz w:val="16"/>
-              </w:rPr>
-            </w:r>
           </w:p>
         </w:tc>
         <w:tc>
@@ -3408,12 +2499,6 @@
           </w:tcPr>
           <w:p>
             <w:r/>
-            <w:r>
-              <w:rPr>
-                <w:b w:val="0"/>
-                <w:sz w:val="16"/>
-              </w:rPr>
-            </w:r>
           </w:p>
         </w:tc>
         <w:tc>
@@ -3423,12 +2508,6 @@
           </w:tcPr>
           <w:p>
             <w:r/>
-            <w:r>
-              <w:rPr>
-                <w:b w:val="0"/>
-                <w:sz w:val="16"/>
-              </w:rPr>
-            </w:r>
           </w:p>
         </w:tc>
         <w:tc>
@@ -3438,12 +2517,6 @@
           </w:tcPr>
           <w:p>
             <w:r/>
-            <w:r>
-              <w:rPr>
-                <w:b w:val="0"/>
-                <w:sz w:val="16"/>
-              </w:rPr>
-            </w:r>
           </w:p>
         </w:tc>
         <w:tc>
@@ -3453,12 +2526,6 @@
           </w:tcPr>
           <w:p>
             <w:r/>
-            <w:r>
-              <w:rPr>
-                <w:b w:val="0"/>
-                <w:sz w:val="16"/>
-              </w:rPr>
-            </w:r>
           </w:p>
         </w:tc>
         <w:tc>
@@ -3468,12 +2535,6 @@
           </w:tcPr>
           <w:p>
             <w:r/>
-            <w:r>
-              <w:rPr>
-                <w:b w:val="0"/>
-                <w:sz w:val="16"/>
-              </w:rPr>
-            </w:r>
           </w:p>
         </w:tc>
         <w:tc>
@@ -3483,12 +2544,6 @@
           </w:tcPr>
           <w:p>
             <w:r/>
-            <w:r>
-              <w:rPr>
-                <w:b w:val="0"/>
-                <w:sz w:val="16"/>
-              </w:rPr>
-            </w:r>
           </w:p>
         </w:tc>
         <w:tc>
@@ -3498,12 +2553,6 @@
           </w:tcPr>
           <w:p>
             <w:r/>
-            <w:r>
-              <w:rPr>
-                <w:b w:val="0"/>
-                <w:sz w:val="16"/>
-              </w:rPr>
-            </w:r>
           </w:p>
         </w:tc>
       </w:tr>
@@ -3515,12 +2564,6 @@
           </w:tcPr>
           <w:p>
             <w:r/>
-            <w:r>
-              <w:rPr>
-                <w:b w:val="0"/>
-                <w:sz w:val="16"/>
-              </w:rPr>
-            </w:r>
           </w:p>
         </w:tc>
         <w:tc>
@@ -3530,12 +2573,6 @@
           </w:tcPr>
           <w:p>
             <w:r/>
-            <w:r>
-              <w:rPr>
-                <w:b w:val="0"/>
-                <w:sz w:val="16"/>
-              </w:rPr>
-            </w:r>
           </w:p>
         </w:tc>
         <w:tc>
@@ -3545,12 +2582,6 @@
           </w:tcPr>
           <w:p>
             <w:r/>
-            <w:r>
-              <w:rPr>
-                <w:b w:val="0"/>
-                <w:sz w:val="16"/>
-              </w:rPr>
-            </w:r>
           </w:p>
         </w:tc>
         <w:tc>
@@ -3560,12 +2591,6 @@
           </w:tcPr>
           <w:p>
             <w:r/>
-            <w:r>
-              <w:rPr>
-                <w:b w:val="0"/>
-                <w:sz w:val="16"/>
-              </w:rPr>
-            </w:r>
           </w:p>
         </w:tc>
         <w:tc>
@@ -3575,12 +2600,6 @@
           </w:tcPr>
           <w:p>
             <w:r/>
-            <w:r>
-              <w:rPr>
-                <w:b w:val="0"/>
-                <w:sz w:val="16"/>
-              </w:rPr>
-            </w:r>
           </w:p>
         </w:tc>
         <w:tc>
@@ -3590,12 +2609,6 @@
           </w:tcPr>
           <w:p>
             <w:r/>
-            <w:r>
-              <w:rPr>
-                <w:b w:val="0"/>
-                <w:sz w:val="16"/>
-              </w:rPr>
-            </w:r>
           </w:p>
         </w:tc>
         <w:tc>
@@ -3605,12 +2618,6 @@
           </w:tcPr>
           <w:p>
             <w:r/>
-            <w:r>
-              <w:rPr>
-                <w:b w:val="0"/>
-                <w:sz w:val="16"/>
-              </w:rPr>
-            </w:r>
           </w:p>
         </w:tc>
         <w:tc>
@@ -3620,12 +2627,6 @@
           </w:tcPr>
           <w:p>
             <w:r/>
-            <w:r>
-              <w:rPr>
-                <w:b w:val="0"/>
-                <w:sz w:val="16"/>
-              </w:rPr>
-            </w:r>
           </w:p>
         </w:tc>
       </w:tr>
@@ -3637,12 +2638,6 @@
           </w:tcPr>
           <w:p>
             <w:r/>
-            <w:r>
-              <w:rPr>
-                <w:b w:val="0"/>
-                <w:sz w:val="16"/>
-              </w:rPr>
-            </w:r>
           </w:p>
         </w:tc>
         <w:tc>
@@ -3652,12 +2647,6 @@
           </w:tcPr>
           <w:p>
             <w:r/>
-            <w:r>
-              <w:rPr>
-                <w:b w:val="0"/>
-                <w:sz w:val="16"/>
-              </w:rPr>
-            </w:r>
           </w:p>
         </w:tc>
         <w:tc>
@@ -3667,12 +2656,6 @@
           </w:tcPr>
           <w:p>
             <w:r/>
-            <w:r>
-              <w:rPr>
-                <w:b w:val="0"/>
-                <w:sz w:val="16"/>
-              </w:rPr>
-            </w:r>
           </w:p>
         </w:tc>
         <w:tc>
@@ -3682,12 +2665,6 @@
           </w:tcPr>
           <w:p>
             <w:r/>
-            <w:r>
-              <w:rPr>
-                <w:b w:val="0"/>
-                <w:sz w:val="16"/>
-              </w:rPr>
-            </w:r>
           </w:p>
         </w:tc>
         <w:tc>
@@ -3697,12 +2674,6 @@
           </w:tcPr>
           <w:p>
             <w:r/>
-            <w:r>
-              <w:rPr>
-                <w:b w:val="0"/>
-                <w:sz w:val="16"/>
-              </w:rPr>
-            </w:r>
           </w:p>
         </w:tc>
         <w:tc>
@@ -3712,12 +2683,6 @@
           </w:tcPr>
           <w:p>
             <w:r/>
-            <w:r>
-              <w:rPr>
-                <w:b w:val="0"/>
-                <w:sz w:val="16"/>
-              </w:rPr>
-            </w:r>
           </w:p>
         </w:tc>
         <w:tc>
@@ -3727,12 +2692,6 @@
           </w:tcPr>
           <w:p>
             <w:r/>
-            <w:r>
-              <w:rPr>
-                <w:b w:val="0"/>
-                <w:sz w:val="16"/>
-              </w:rPr>
-            </w:r>
           </w:p>
         </w:tc>
         <w:tc>
@@ -3742,12 +2701,6 @@
           </w:tcPr>
           <w:p>
             <w:r/>
-            <w:r>
-              <w:rPr>
-                <w:b w:val="0"/>
-                <w:sz w:val="16"/>
-              </w:rPr>
-            </w:r>
           </w:p>
         </w:tc>
       </w:tr>
@@ -3788,12 +2741,7 @@
             <w:shd w:fill="D9EAF7"/>
           </w:tcPr>
           <w:p>
-            <w:r/>
-            <w:r>
-              <w:rPr>
-                <w:b/>
-                <w:sz w:val="16"/>
-              </w:rPr>
+            <w:r>
               <w:t>Date</w:t>
             </w:r>
           </w:p>
@@ -3805,12 +2753,7 @@
             <w:shd w:fill="D9EAF7"/>
           </w:tcPr>
           <w:p>
-            <w:r/>
-            <w:r>
-              <w:rPr>
-                <w:b/>
-                <w:sz w:val="16"/>
-              </w:rPr>
+            <w:r>
               <w:t>Student / Group</w:t>
             </w:r>
           </w:p>
@@ -3822,12 +2765,7 @@
             <w:shd w:fill="D9EAF7"/>
           </w:tcPr>
           <w:p>
-            <w:r/>
-            <w:r>
-              <w:rPr>
-                <w:b/>
-                <w:sz w:val="16"/>
-              </w:rPr>
+            <w:r>
               <w:t>Mode</w:t>
             </w:r>
           </w:p>
@@ -3839,12 +2777,7 @@
             <w:shd w:fill="D9EAF7"/>
           </w:tcPr>
           <w:p>
-            <w:r/>
-            <w:r>
-              <w:rPr>
-                <w:b/>
-                <w:sz w:val="16"/>
-              </w:rPr>
+            <w:r>
               <w:t>Topic / Issue</w:t>
             </w:r>
           </w:p>
@@ -3856,12 +2789,7 @@
             <w:shd w:fill="D9EAF7"/>
           </w:tcPr>
           <w:p>
-            <w:r/>
-            <w:r>
-              <w:rPr>
-                <w:b/>
-                <w:sz w:val="16"/>
-              </w:rPr>
+            <w:r>
               <w:t>Teacher Guidance</w:t>
             </w:r>
           </w:p>
@@ -3873,12 +2801,7 @@
             <w:shd w:fill="D9EAF7"/>
           </w:tcPr>
           <w:p>
-            <w:r/>
-            <w:r>
-              <w:rPr>
-                <w:b/>
-                <w:sz w:val="16"/>
-              </w:rPr>
+            <w:r>
               <w:t>Next Step</w:t>
             </w:r>
           </w:p>
@@ -3891,13 +2814,8 @@
             <w:vAlign w:val="top"/>
           </w:tcPr>
           <w:p>
-            <w:r/>
-            <w:r>
-              <w:rPr>
-                <w:b w:val="0"/>
-                <w:sz w:val="16"/>
-              </w:rPr>
-              <w:t>[Date]</w:t>
+            <w:r>
+              <w:t>Date</w:t>
             </w:r>
           </w:p>
         </w:tc>
@@ -3907,13 +2825,8 @@
             <w:vAlign w:val="top"/>
           </w:tcPr>
           <w:p>
-            <w:r/>
-            <w:r>
-              <w:rPr>
-                <w:b w:val="0"/>
-                <w:sz w:val="16"/>
-              </w:rPr>
-              <w:t>[Student/group]</w:t>
+            <w:r>
+              <w:t>Student/group</w:t>
             </w:r>
           </w:p>
         </w:tc>
@@ -3923,13 +2836,8 @@
             <w:vAlign w:val="top"/>
           </w:tcPr>
           <w:p>
-            <w:r/>
-            <w:r>
-              <w:rPr>
-                <w:b w:val="0"/>
-                <w:sz w:val="16"/>
-              </w:rPr>
-              <w:t>[Mode: LMS/email/video/in-person]</w:t>
+            <w:r>
+              <w:t>Mode: LMS/email/video/in-person</w:t>
             </w:r>
           </w:p>
         </w:tc>
@@ -3939,13 +2847,8 @@
             <w:vAlign w:val="top"/>
           </w:tcPr>
           <w:p>
-            <w:r/>
-            <w:r>
-              <w:rPr>
-                <w:b w:val="0"/>
-                <w:sz w:val="16"/>
-              </w:rPr>
-              <w:t>[Topic or issue]</w:t>
+            <w:r>
+              <w:t>Topic or issue</w:t>
             </w:r>
           </w:p>
         </w:tc>
@@ -3955,13 +2858,8 @@
             <w:vAlign w:val="top"/>
           </w:tcPr>
           <w:p>
-            <w:r/>
-            <w:r>
-              <w:rPr>
-                <w:b w:val="0"/>
-                <w:sz w:val="16"/>
-              </w:rPr>
-              <w:t>[Teacher guidance provided]</w:t>
+            <w:r>
+              <w:t>Teacher guidance provided</w:t>
             </w:r>
           </w:p>
         </w:tc>
@@ -3971,13 +2869,8 @@
             <w:vAlign w:val="top"/>
           </w:tcPr>
           <w:p>
-            <w:r/>
-            <w:r>
-              <w:rPr>
-                <w:b w:val="0"/>
-                <w:sz w:val="16"/>
-              </w:rPr>
-              <w:t>[Next step]</w:t>
+            <w:r>
+              <w:t>Next step</w:t>
             </w:r>
           </w:p>
         </w:tc>
@@ -3990,12 +2883,6 @@
           </w:tcPr>
           <w:p>
             <w:r/>
-            <w:r>
-              <w:rPr>
-                <w:b w:val="0"/>
-                <w:sz w:val="16"/>
-              </w:rPr>
-            </w:r>
           </w:p>
         </w:tc>
         <w:tc>
@@ -4005,12 +2892,6 @@
           </w:tcPr>
           <w:p>
             <w:r/>
-            <w:r>
-              <w:rPr>
-                <w:b w:val="0"/>
-                <w:sz w:val="16"/>
-              </w:rPr>
-            </w:r>
           </w:p>
         </w:tc>
         <w:tc>
@@ -4020,12 +2901,6 @@
           </w:tcPr>
           <w:p>
             <w:r/>
-            <w:r>
-              <w:rPr>
-                <w:b w:val="0"/>
-                <w:sz w:val="16"/>
-              </w:rPr>
-            </w:r>
           </w:p>
         </w:tc>
         <w:tc>
@@ -4035,12 +2910,6 @@
           </w:tcPr>
           <w:p>
             <w:r/>
-            <w:r>
-              <w:rPr>
-                <w:b w:val="0"/>
-                <w:sz w:val="16"/>
-              </w:rPr>
-            </w:r>
           </w:p>
         </w:tc>
         <w:tc>
@@ -4050,12 +2919,6 @@
           </w:tcPr>
           <w:p>
             <w:r/>
-            <w:r>
-              <w:rPr>
-                <w:b w:val="0"/>
-                <w:sz w:val="16"/>
-              </w:rPr>
-            </w:r>
           </w:p>
         </w:tc>
         <w:tc>
@@ -4065,12 +2928,6 @@
           </w:tcPr>
           <w:p>
             <w:r/>
-            <w:r>
-              <w:rPr>
-                <w:b w:val="0"/>
-                <w:sz w:val="16"/>
-              </w:rPr>
-            </w:r>
           </w:p>
         </w:tc>
       </w:tr>
@@ -4082,12 +2939,6 @@
           </w:tcPr>
           <w:p>
             <w:r/>
-            <w:r>
-              <w:rPr>
-                <w:b w:val="0"/>
-                <w:sz w:val="16"/>
-              </w:rPr>
-            </w:r>
           </w:p>
         </w:tc>
         <w:tc>
@@ -4097,12 +2948,6 @@
           </w:tcPr>
           <w:p>
             <w:r/>
-            <w:r>
-              <w:rPr>
-                <w:b w:val="0"/>
-                <w:sz w:val="16"/>
-              </w:rPr>
-            </w:r>
           </w:p>
         </w:tc>
         <w:tc>
@@ -4112,12 +2957,6 @@
           </w:tcPr>
           <w:p>
             <w:r/>
-            <w:r>
-              <w:rPr>
-                <w:b w:val="0"/>
-                <w:sz w:val="16"/>
-              </w:rPr>
-            </w:r>
           </w:p>
         </w:tc>
         <w:tc>
@@ -4127,12 +2966,6 @@
           </w:tcPr>
           <w:p>
             <w:r/>
-            <w:r>
-              <w:rPr>
-                <w:b w:val="0"/>
-                <w:sz w:val="16"/>
-              </w:rPr>
-            </w:r>
           </w:p>
         </w:tc>
         <w:tc>
@@ -4142,12 +2975,6 @@
           </w:tcPr>
           <w:p>
             <w:r/>
-            <w:r>
-              <w:rPr>
-                <w:b w:val="0"/>
-                <w:sz w:val="16"/>
-              </w:rPr>
-            </w:r>
           </w:p>
         </w:tc>
         <w:tc>
@@ -4157,12 +2984,6 @@
           </w:tcPr>
           <w:p>
             <w:r/>
-            <w:r>
-              <w:rPr>
-                <w:b w:val="0"/>
-                <w:sz w:val="16"/>
-              </w:rPr>
-            </w:r>
           </w:p>
         </w:tc>
       </w:tr>
@@ -4174,12 +2995,6 @@
           </w:tcPr>
           <w:p>
             <w:r/>
-            <w:r>
-              <w:rPr>
-                <w:b w:val="0"/>
-                <w:sz w:val="16"/>
-              </w:rPr>
-            </w:r>
           </w:p>
         </w:tc>
         <w:tc>
@@ -4189,12 +3004,6 @@
           </w:tcPr>
           <w:p>
             <w:r/>
-            <w:r>
-              <w:rPr>
-                <w:b w:val="0"/>
-                <w:sz w:val="16"/>
-              </w:rPr>
-            </w:r>
           </w:p>
         </w:tc>
         <w:tc>
@@ -4204,12 +3013,6 @@
           </w:tcPr>
           <w:p>
             <w:r/>
-            <w:r>
-              <w:rPr>
-                <w:b w:val="0"/>
-                <w:sz w:val="16"/>
-              </w:rPr>
-            </w:r>
           </w:p>
         </w:tc>
         <w:tc>
@@ -4219,12 +3022,6 @@
           </w:tcPr>
           <w:p>
             <w:r/>
-            <w:r>
-              <w:rPr>
-                <w:b w:val="0"/>
-                <w:sz w:val="16"/>
-              </w:rPr>
-            </w:r>
           </w:p>
         </w:tc>
         <w:tc>
@@ -4234,12 +3031,6 @@
           </w:tcPr>
           <w:p>
             <w:r/>
-            <w:r>
-              <w:rPr>
-                <w:b w:val="0"/>
-                <w:sz w:val="16"/>
-              </w:rPr>
-            </w:r>
           </w:p>
         </w:tc>
         <w:tc>
@@ -4249,12 +3040,6 @@
           </w:tcPr>
           <w:p>
             <w:r/>
-            <w:r>
-              <w:rPr>
-                <w:b w:val="0"/>
-                <w:sz w:val="16"/>
-              </w:rPr>
-            </w:r>
           </w:p>
         </w:tc>
       </w:tr>
@@ -4296,12 +3081,7 @@
             <w:shd w:fill="D9EAF7"/>
           </w:tcPr>
           <w:p>
-            <w:r/>
-            <w:r>
-              <w:rPr>
-                <w:b/>
-                <w:sz w:val="16"/>
-              </w:rPr>
+            <w:r>
               <w:t>Date</w:t>
             </w:r>
           </w:p>
@@ -4313,12 +3093,7 @@
             <w:shd w:fill="D9EAF7"/>
           </w:tcPr>
           <w:p>
-            <w:r/>
-            <w:r>
-              <w:rPr>
-                <w:b/>
-                <w:sz w:val="16"/>
-              </w:rPr>
+            <w:r>
               <w:t>Student</w:t>
             </w:r>
           </w:p>
@@ -4330,12 +3105,7 @@
             <w:shd w:fill="D9EAF7"/>
           </w:tcPr>
           <w:p>
-            <w:r/>
-            <w:r>
-              <w:rPr>
-                <w:b/>
-                <w:sz w:val="16"/>
-              </w:rPr>
+            <w:r>
               <w:t>Task / Unit</w:t>
             </w:r>
           </w:p>
@@ -4347,12 +3117,7 @@
             <w:shd w:fill="D9EAF7"/>
           </w:tcPr>
           <w:p>
-            <w:r/>
-            <w:r>
-              <w:rPr>
-                <w:b/>
-                <w:sz w:val="16"/>
-              </w:rPr>
+            <w:r>
               <w:t>AI Tool</w:t>
             </w:r>
           </w:p>
@@ -4364,12 +3129,7 @@
             <w:shd w:fill="D9EAF7"/>
           </w:tcPr>
           <w:p>
-            <w:r/>
-            <w:r>
-              <w:rPr>
-                <w:b/>
-                <w:sz w:val="16"/>
-              </w:rPr>
+            <w:r>
               <w:t>Purpose</w:t>
             </w:r>
           </w:p>
@@ -4381,12 +3141,7 @@
             <w:shd w:fill="D9EAF7"/>
           </w:tcPr>
           <w:p>
-            <w:r/>
-            <w:r>
-              <w:rPr>
-                <w:b/>
-                <w:sz w:val="16"/>
-              </w:rPr>
+            <w:r>
               <w:t>Verification Evidence</w:t>
             </w:r>
           </w:p>
@@ -4398,12 +3153,7 @@
             <w:shd w:fill="D9EAF7"/>
           </w:tcPr>
           <w:p>
-            <w:r/>
-            <w:r>
-              <w:rPr>
-                <w:b/>
-                <w:sz w:val="16"/>
-              </w:rPr>
+            <w:r>
               <w:t>Teacher Review</w:t>
             </w:r>
           </w:p>
@@ -4416,13 +3166,8 @@
             <w:vAlign w:val="top"/>
           </w:tcPr>
           <w:p>
-            <w:r/>
-            <w:r>
-              <w:rPr>
-                <w:b w:val="0"/>
-                <w:sz w:val="16"/>
-              </w:rPr>
-              <w:t>[Date]</w:t>
+            <w:r>
+              <w:t>Date</w:t>
             </w:r>
           </w:p>
         </w:tc>
@@ -4432,13 +3177,8 @@
             <w:vAlign w:val="top"/>
           </w:tcPr>
           <w:p>
-            <w:r/>
-            <w:r>
-              <w:rPr>
-                <w:b w:val="0"/>
-                <w:sz w:val="16"/>
-              </w:rPr>
-              <w:t>[Student]</w:t>
+            <w:r>
+              <w:t>Student</w:t>
             </w:r>
           </w:p>
         </w:tc>
@@ -4448,13 +3188,8 @@
             <w:vAlign w:val="top"/>
           </w:tcPr>
           <w:p>
-            <w:r/>
-            <w:r>
-              <w:rPr>
-                <w:b w:val="0"/>
-                <w:sz w:val="16"/>
-              </w:rPr>
-              <w:t>[Assignment / unit]</w:t>
+            <w:r>
+              <w:t>Assignment / unit</w:t>
             </w:r>
           </w:p>
         </w:tc>
@@ -4464,13 +3199,8 @@
             <w:vAlign w:val="top"/>
           </w:tcPr>
           <w:p>
-            <w:r/>
-            <w:r>
-              <w:rPr>
-                <w:b w:val="0"/>
-                <w:sz w:val="16"/>
-              </w:rPr>
-              <w:t>[AI tool]</w:t>
+            <w:r>
+              <w:t>AI tool</w:t>
             </w:r>
           </w:p>
         </w:tc>
@@ -4480,13 +3210,8 @@
             <w:vAlign w:val="top"/>
           </w:tcPr>
           <w:p>
-            <w:r/>
-            <w:r>
-              <w:rPr>
-                <w:b w:val="0"/>
-                <w:sz w:val="16"/>
-              </w:rPr>
-              <w:t>[Purpose of AI use]</w:t>
+            <w:r>
+              <w:t>Purpose of AI use</w:t>
             </w:r>
           </w:p>
         </w:tc>
@@ -4496,13 +3221,8 @@
             <w:vAlign w:val="top"/>
           </w:tcPr>
           <w:p>
-            <w:r/>
-            <w:r>
-              <w:rPr>
-                <w:b w:val="0"/>
-                <w:sz w:val="16"/>
-              </w:rPr>
-              <w:t>[Student verification evidence]</w:t>
+            <w:r>
+              <w:t>Student verification evidence</w:t>
             </w:r>
           </w:p>
         </w:tc>
@@ -4512,13 +3232,8 @@
             <w:vAlign w:val="top"/>
           </w:tcPr>
           <w:p>
-            <w:r/>
-            <w:r>
-              <w:rPr>
-                <w:b w:val="0"/>
-                <w:sz w:val="16"/>
-              </w:rPr>
-              <w:t>[Teacher reviewed?]</w:t>
+            <w:r>
+              <w:t>Teacher reviewed?</w:t>
             </w:r>
           </w:p>
         </w:tc>
@@ -4531,12 +3246,6 @@
           </w:tcPr>
           <w:p>
             <w:r/>
-            <w:r>
-              <w:rPr>
-                <w:b w:val="0"/>
-                <w:sz w:val="16"/>
-              </w:rPr>
-            </w:r>
           </w:p>
         </w:tc>
         <w:tc>
@@ -4546,12 +3255,6 @@
           </w:tcPr>
           <w:p>
             <w:r/>
-            <w:r>
-              <w:rPr>
-                <w:b w:val="0"/>
-                <w:sz w:val="16"/>
-              </w:rPr>
-            </w:r>
           </w:p>
         </w:tc>
         <w:tc>
@@ -4561,12 +3264,6 @@
           </w:tcPr>
           <w:p>
             <w:r/>
-            <w:r>
-              <w:rPr>
-                <w:b w:val="0"/>
-                <w:sz w:val="16"/>
-              </w:rPr>
-            </w:r>
           </w:p>
         </w:tc>
         <w:tc>
@@ -4576,12 +3273,6 @@
           </w:tcPr>
           <w:p>
             <w:r/>
-            <w:r>
-              <w:rPr>
-                <w:b w:val="0"/>
-                <w:sz w:val="16"/>
-              </w:rPr>
-            </w:r>
           </w:p>
         </w:tc>
         <w:tc>
@@ -4591,12 +3282,6 @@
           </w:tcPr>
           <w:p>
             <w:r/>
-            <w:r>
-              <w:rPr>
-                <w:b w:val="0"/>
-                <w:sz w:val="16"/>
-              </w:rPr>
-            </w:r>
           </w:p>
         </w:tc>
         <w:tc>
@@ -4606,12 +3291,6 @@
           </w:tcPr>
           <w:p>
             <w:r/>
-            <w:r>
-              <w:rPr>
-                <w:b w:val="0"/>
-                <w:sz w:val="16"/>
-              </w:rPr>
-            </w:r>
           </w:p>
         </w:tc>
         <w:tc>
@@ -4621,12 +3300,6 @@
           </w:tcPr>
           <w:p>
             <w:r/>
-            <w:r>
-              <w:rPr>
-                <w:b w:val="0"/>
-                <w:sz w:val="16"/>
-              </w:rPr>
-            </w:r>
           </w:p>
         </w:tc>
       </w:tr>
@@ -4638,12 +3311,6 @@
           </w:tcPr>
           <w:p>
             <w:r/>
-            <w:r>
-              <w:rPr>
-                <w:b w:val="0"/>
-                <w:sz w:val="16"/>
-              </w:rPr>
-            </w:r>
           </w:p>
         </w:tc>
         <w:tc>
@@ -4653,12 +3320,6 @@
           </w:tcPr>
           <w:p>
             <w:r/>
-            <w:r>
-              <w:rPr>
-                <w:b w:val="0"/>
-                <w:sz w:val="16"/>
-              </w:rPr>
-            </w:r>
           </w:p>
         </w:tc>
         <w:tc>
@@ -4668,12 +3329,6 @@
           </w:tcPr>
           <w:p>
             <w:r/>
-            <w:r>
-              <w:rPr>
-                <w:b w:val="0"/>
-                <w:sz w:val="16"/>
-              </w:rPr>
-            </w:r>
           </w:p>
         </w:tc>
         <w:tc>
@@ -4683,12 +3338,6 @@
           </w:tcPr>
           <w:p>
             <w:r/>
-            <w:r>
-              <w:rPr>
-                <w:b w:val="0"/>
-                <w:sz w:val="16"/>
-              </w:rPr>
-            </w:r>
           </w:p>
         </w:tc>
         <w:tc>
@@ -4698,12 +3347,6 @@
           </w:tcPr>
           <w:p>
             <w:r/>
-            <w:r>
-              <w:rPr>
-                <w:b w:val="0"/>
-                <w:sz w:val="16"/>
-              </w:rPr>
-            </w:r>
           </w:p>
         </w:tc>
         <w:tc>
@@ -4713,12 +3356,6 @@
           </w:tcPr>
           <w:p>
             <w:r/>
-            <w:r>
-              <w:rPr>
-                <w:b w:val="0"/>
-                <w:sz w:val="16"/>
-              </w:rPr>
-            </w:r>
           </w:p>
         </w:tc>
         <w:tc>
@@ -4728,12 +3365,6 @@
           </w:tcPr>
           <w:p>
             <w:r/>
-            <w:r>
-              <w:rPr>
-                <w:b w:val="0"/>
-                <w:sz w:val="16"/>
-              </w:rPr>
-            </w:r>
           </w:p>
         </w:tc>
       </w:tr>
@@ -4745,12 +3376,6 @@
           </w:tcPr>
           <w:p>
             <w:r/>
-            <w:r>
-              <w:rPr>
-                <w:b w:val="0"/>
-                <w:sz w:val="16"/>
-              </w:rPr>
-            </w:r>
           </w:p>
         </w:tc>
         <w:tc>
@@ -4760,12 +3385,6 @@
           </w:tcPr>
           <w:p>
             <w:r/>
-            <w:r>
-              <w:rPr>
-                <w:b w:val="0"/>
-                <w:sz w:val="16"/>
-              </w:rPr>
-            </w:r>
           </w:p>
         </w:tc>
         <w:tc>
@@ -4775,12 +3394,6 @@
           </w:tcPr>
           <w:p>
             <w:r/>
-            <w:r>
-              <w:rPr>
-                <w:b w:val="0"/>
-                <w:sz w:val="16"/>
-              </w:rPr>
-            </w:r>
           </w:p>
         </w:tc>
         <w:tc>
@@ -4790,12 +3403,6 @@
           </w:tcPr>
           <w:p>
             <w:r/>
-            <w:r>
-              <w:rPr>
-                <w:b w:val="0"/>
-                <w:sz w:val="16"/>
-              </w:rPr>
-            </w:r>
           </w:p>
         </w:tc>
         <w:tc>
@@ -4805,12 +3412,6 @@
           </w:tcPr>
           <w:p>
             <w:r/>
-            <w:r>
-              <w:rPr>
-                <w:b w:val="0"/>
-                <w:sz w:val="16"/>
-              </w:rPr>
-            </w:r>
           </w:p>
         </w:tc>
         <w:tc>
@@ -4820,12 +3421,6 @@
           </w:tcPr>
           <w:p>
             <w:r/>
-            <w:r>
-              <w:rPr>
-                <w:b w:val="0"/>
-                <w:sz w:val="16"/>
-              </w:rPr>
-            </w:r>
           </w:p>
         </w:tc>
         <w:tc>
@@ -4835,12 +3430,6 @@
           </w:tcPr>
           <w:p>
             <w:r/>
-            <w:r>
-              <w:rPr>
-                <w:b w:val="0"/>
-                <w:sz w:val="16"/>
-              </w:rPr>
-            </w:r>
           </w:p>
         </w:tc>
       </w:tr>
@@ -4876,12 +3465,7 @@
             <w:shd w:fill="D9EAF7"/>
           </w:tcPr>
           <w:p>
-            <w:r/>
-            <w:r>
-              <w:rPr>
-                <w:b/>
-                <w:sz w:val="16"/>
-              </w:rPr>
+            <w:r>
               <w:t>Date</w:t>
             </w:r>
           </w:p>
@@ -4893,12 +3477,7 @@
             <w:shd w:fill="D9EAF7"/>
           </w:tcPr>
           <w:p>
-            <w:r/>
-            <w:r>
-              <w:rPr>
-                <w:b/>
-                <w:sz w:val="16"/>
-              </w:rPr>
+            <w:r>
               <w:t>Student / Group</w:t>
             </w:r>
           </w:p>
@@ -4910,12 +3489,7 @@
             <w:shd w:fill="D9EAF7"/>
           </w:tcPr>
           <w:p>
-            <w:r/>
-            <w:r>
-              <w:rPr>
-                <w:b/>
-                <w:sz w:val="16"/>
-              </w:rPr>
+            <w:r>
               <w:t>Digital Tool</w:t>
             </w:r>
           </w:p>
@@ -4927,12 +3501,7 @@
             <w:shd w:fill="D9EAF7"/>
           </w:tcPr>
           <w:p>
-            <w:r/>
-            <w:r>
-              <w:rPr>
-                <w:b/>
-                <w:sz w:val="16"/>
-              </w:rPr>
+            <w:r>
               <w:t>Activity</w:t>
             </w:r>
           </w:p>
@@ -4944,12 +3513,7 @@
             <w:shd w:fill="D9EAF7"/>
           </w:tcPr>
           <w:p>
-            <w:r/>
-            <w:r>
-              <w:rPr>
-                <w:b/>
-                <w:sz w:val="16"/>
-              </w:rPr>
+            <w:r>
               <w:t>Evidence</w:t>
             </w:r>
           </w:p>
@@ -4961,12 +3525,7 @@
             <w:shd w:fill="D9EAF7"/>
           </w:tcPr>
           <w:p>
-            <w:r/>
-            <w:r>
-              <w:rPr>
-                <w:b/>
-                <w:sz w:val="16"/>
-              </w:rPr>
+            <w:r>
               <w:t>Assessment Connection</w:t>
             </w:r>
           </w:p>
@@ -4979,13 +3538,8 @@
             <w:vAlign w:val="top"/>
           </w:tcPr>
           <w:p>
-            <w:r/>
-            <w:r>
-              <w:rPr>
-                <w:b w:val="0"/>
-                <w:sz w:val="16"/>
-              </w:rPr>
-              <w:t>[Date]</w:t>
+            <w:r>
+              <w:t>Date</w:t>
             </w:r>
           </w:p>
         </w:tc>
@@ -4995,13 +3549,8 @@
             <w:vAlign w:val="top"/>
           </w:tcPr>
           <w:p>
-            <w:r/>
-            <w:r>
-              <w:rPr>
-                <w:b w:val="0"/>
-                <w:sz w:val="16"/>
-              </w:rPr>
-              <w:t>[Student/group]</w:t>
+            <w:r>
+              <w:t>Student/group</w:t>
             </w:r>
           </w:p>
         </w:tc>
@@ -5011,13 +3560,8 @@
             <w:vAlign w:val="top"/>
           </w:tcPr>
           <w:p>
-            <w:r/>
-            <w:r>
-              <w:rPr>
-                <w:b w:val="0"/>
-                <w:sz w:val="16"/>
-              </w:rPr>
-              <w:t>[Tool: Tinkercad / MakeCode / Sheets / CAD]</w:t>
+            <w:r>
+              <w:t>Tool: Tinkercad / MakeCode / Sheets / CAD</w:t>
             </w:r>
           </w:p>
         </w:tc>
@@ -5027,13 +3571,8 @@
             <w:vAlign w:val="top"/>
           </w:tcPr>
           <w:p>
-            <w:r/>
-            <w:r>
-              <w:rPr>
-                <w:b w:val="0"/>
-                <w:sz w:val="16"/>
-              </w:rPr>
-              <w:t>[Activity]</w:t>
+            <w:r>
+              <w:t>Activity</w:t>
             </w:r>
           </w:p>
         </w:tc>
@@ -5043,13 +3582,8 @@
             <w:vAlign w:val="top"/>
           </w:tcPr>
           <w:p>
-            <w:r/>
-            <w:r>
-              <w:rPr>
-                <w:b w:val="0"/>
-                <w:sz w:val="16"/>
-              </w:rPr>
-              <w:t>[Evidence: screenshot/link/export]</w:t>
+            <w:r>
+              <w:t>Evidence: screenshot/link/export</w:t>
             </w:r>
           </w:p>
         </w:tc>
@@ -5059,13 +3593,8 @@
             <w:vAlign w:val="top"/>
           </w:tcPr>
           <w:p>
-            <w:r/>
-            <w:r>
-              <w:rPr>
-                <w:b w:val="0"/>
-                <w:sz w:val="16"/>
-              </w:rPr>
-              <w:t>[Assessment connection]</w:t>
+            <w:r>
+              <w:t>Assessment connection</w:t>
             </w:r>
           </w:p>
         </w:tc>
@@ -5078,12 +3607,6 @@
           </w:tcPr>
           <w:p>
             <w:r/>
-            <w:r>
-              <w:rPr>
-                <w:b w:val="0"/>
-                <w:sz w:val="16"/>
-              </w:rPr>
-            </w:r>
           </w:p>
         </w:tc>
         <w:tc>
@@ -5093,12 +3616,6 @@
           </w:tcPr>
           <w:p>
             <w:r/>
-            <w:r>
-              <w:rPr>
-                <w:b w:val="0"/>
-                <w:sz w:val="16"/>
-              </w:rPr>
-            </w:r>
           </w:p>
         </w:tc>
         <w:tc>
@@ -5108,12 +3625,6 @@
           </w:tcPr>
           <w:p>
             <w:r/>
-            <w:r>
-              <w:rPr>
-                <w:b w:val="0"/>
-                <w:sz w:val="16"/>
-              </w:rPr>
-            </w:r>
           </w:p>
         </w:tc>
         <w:tc>
@@ -5123,12 +3634,6 @@
           </w:tcPr>
           <w:p>
             <w:r/>
-            <w:r>
-              <w:rPr>
-                <w:b w:val="0"/>
-                <w:sz w:val="16"/>
-              </w:rPr>
-            </w:r>
           </w:p>
         </w:tc>
         <w:tc>
@@ -5138,12 +3643,6 @@
           </w:tcPr>
           <w:p>
             <w:r/>
-            <w:r>
-              <w:rPr>
-                <w:b w:val="0"/>
-                <w:sz w:val="16"/>
-              </w:rPr>
-            </w:r>
           </w:p>
         </w:tc>
         <w:tc>
@@ -5153,12 +3652,6 @@
           </w:tcPr>
           <w:p>
             <w:r/>
-            <w:r>
-              <w:rPr>
-                <w:b w:val="0"/>
-                <w:sz w:val="16"/>
-              </w:rPr>
-            </w:r>
           </w:p>
         </w:tc>
       </w:tr>
@@ -5170,12 +3663,6 @@
           </w:tcPr>
           <w:p>
             <w:r/>
-            <w:r>
-              <w:rPr>
-                <w:b w:val="0"/>
-                <w:sz w:val="16"/>
-              </w:rPr>
-            </w:r>
           </w:p>
         </w:tc>
         <w:tc>
@@ -5185,12 +3672,6 @@
           </w:tcPr>
           <w:p>
             <w:r/>
-            <w:r>
-              <w:rPr>
-                <w:b w:val="0"/>
-                <w:sz w:val="16"/>
-              </w:rPr>
-            </w:r>
           </w:p>
         </w:tc>
         <w:tc>
@@ -5200,12 +3681,6 @@
           </w:tcPr>
           <w:p>
             <w:r/>
-            <w:r>
-              <w:rPr>
-                <w:b w:val="0"/>
-                <w:sz w:val="16"/>
-              </w:rPr>
-            </w:r>
           </w:p>
         </w:tc>
         <w:tc>
@@ -5215,12 +3690,6 @@
           </w:tcPr>
           <w:p>
             <w:r/>
-            <w:r>
-              <w:rPr>
-                <w:b w:val="0"/>
-                <w:sz w:val="16"/>
-              </w:rPr>
-            </w:r>
           </w:p>
         </w:tc>
         <w:tc>
@@ -5230,12 +3699,6 @@
           </w:tcPr>
           <w:p>
             <w:r/>
-            <w:r>
-              <w:rPr>
-                <w:b w:val="0"/>
-                <w:sz w:val="16"/>
-              </w:rPr>
-            </w:r>
           </w:p>
         </w:tc>
         <w:tc>
@@ -5245,12 +3708,6 @@
           </w:tcPr>
           <w:p>
             <w:r/>
-            <w:r>
-              <w:rPr>
-                <w:b w:val="0"/>
-                <w:sz w:val="16"/>
-              </w:rPr>
-            </w:r>
           </w:p>
         </w:tc>
       </w:tr>
@@ -5262,12 +3719,6 @@
           </w:tcPr>
           <w:p>
             <w:r/>
-            <w:r>
-              <w:rPr>
-                <w:b w:val="0"/>
-                <w:sz w:val="16"/>
-              </w:rPr>
-            </w:r>
           </w:p>
         </w:tc>
         <w:tc>
@@ -5277,12 +3728,6 @@
           </w:tcPr>
           <w:p>
             <w:r/>
-            <w:r>
-              <w:rPr>
-                <w:b w:val="0"/>
-                <w:sz w:val="16"/>
-              </w:rPr>
-            </w:r>
           </w:p>
         </w:tc>
         <w:tc>
@@ -5292,12 +3737,6 @@
           </w:tcPr>
           <w:p>
             <w:r/>
-            <w:r>
-              <w:rPr>
-                <w:b w:val="0"/>
-                <w:sz w:val="16"/>
-              </w:rPr>
-            </w:r>
           </w:p>
         </w:tc>
         <w:tc>
@@ -5307,12 +3746,6 @@
           </w:tcPr>
           <w:p>
             <w:r/>
-            <w:r>
-              <w:rPr>
-                <w:b w:val="0"/>
-                <w:sz w:val="16"/>
-              </w:rPr>
-            </w:r>
           </w:p>
         </w:tc>
         <w:tc>
@@ -5322,12 +3755,6 @@
           </w:tcPr>
           <w:p>
             <w:r/>
-            <w:r>
-              <w:rPr>
-                <w:b w:val="0"/>
-                <w:sz w:val="16"/>
-              </w:rPr>
-            </w:r>
           </w:p>
         </w:tc>
         <w:tc>
@@ -5337,12 +3764,6 @@
           </w:tcPr>
           <w:p>
             <w:r/>
-            <w:r>
-              <w:rPr>
-                <w:b w:val="0"/>
-                <w:sz w:val="16"/>
-              </w:rPr>
-            </w:r>
           </w:p>
         </w:tc>
       </w:tr>
@@ -5397,12 +3818,7 @@
             <w:shd w:fill="D9EAF7"/>
           </w:tcPr>
           <w:p>
-            <w:r/>
-            <w:r>
-              <w:rPr>
-                <w:b/>
-                <w:sz w:val="16"/>
-              </w:rPr>
+            <w:r>
               <w:t>Student</w:t>
             </w:r>
           </w:p>
@@ -5414,12 +3830,7 @@
             <w:shd w:fill="D9EAF7"/>
           </w:tcPr>
           <w:p>
-            <w:r/>
-            <w:r>
-              <w:rPr>
-                <w:b/>
-                <w:sz w:val="16"/>
-              </w:rPr>
+            <w:r>
               <w:t>Date Missed</w:t>
             </w:r>
           </w:p>
@@ -5431,12 +3842,7 @@
             <w:shd w:fill="D9EAF7"/>
           </w:tcPr>
           <w:p>
-            <w:r/>
-            <w:r>
-              <w:rPr>
-                <w:b/>
-                <w:sz w:val="16"/>
-              </w:rPr>
+            <w:r>
               <w:t>Reason / Code</w:t>
             </w:r>
           </w:p>
@@ -5448,12 +3854,7 @@
             <w:shd w:fill="D9EAF7"/>
           </w:tcPr>
           <w:p>
-            <w:r/>
-            <w:r>
-              <w:rPr>
-                <w:b/>
-                <w:sz w:val="16"/>
-              </w:rPr>
+            <w:r>
               <w:t>Make-Up Task</w:t>
             </w:r>
           </w:p>
@@ -5465,12 +3866,7 @@
             <w:shd w:fill="D9EAF7"/>
           </w:tcPr>
           <w:p>
-            <w:r/>
-            <w:r>
-              <w:rPr>
-                <w:b/>
-                <w:sz w:val="16"/>
-              </w:rPr>
+            <w:r>
               <w:t>Completed</w:t>
             </w:r>
           </w:p>
@@ -5482,12 +3878,7 @@
             <w:shd w:fill="D9EAF7"/>
           </w:tcPr>
           <w:p>
-            <w:r/>
-            <w:r>
-              <w:rPr>
-                <w:b/>
-                <w:sz w:val="16"/>
-              </w:rPr>
+            <w:r>
               <w:t>Evidence</w:t>
             </w:r>
           </w:p>
@@ -5499,12 +3890,7 @@
             <w:shd w:fill="D9EAF7"/>
           </w:tcPr>
           <w:p>
-            <w:r/>
-            <w:r>
-              <w:rPr>
-                <w:b/>
-                <w:sz w:val="16"/>
-              </w:rPr>
+            <w:r>
               <w:t>Teacher Verification</w:t>
             </w:r>
           </w:p>
@@ -5516,12 +3902,7 @@
             <w:shd w:fill="D9EAF7"/>
           </w:tcPr>
           <w:p>
-            <w:r/>
-            <w:r>
-              <w:rPr>
-                <w:b/>
-                <w:sz w:val="16"/>
-              </w:rPr>
+            <w:r>
               <w:t>Hours</w:t>
             </w:r>
           </w:p>
@@ -5534,13 +3915,8 @@
             <w:vAlign w:val="top"/>
           </w:tcPr>
           <w:p>
-            <w:r/>
-            <w:r>
-              <w:rPr>
-                <w:b w:val="0"/>
-                <w:sz w:val="16"/>
-              </w:rPr>
-              <w:t>[Student]</w:t>
+            <w:r>
+              <w:t>Student</w:t>
             </w:r>
           </w:p>
         </w:tc>
@@ -5550,13 +3926,8 @@
             <w:vAlign w:val="top"/>
           </w:tcPr>
           <w:p>
-            <w:r/>
-            <w:r>
-              <w:rPr>
-                <w:b w:val="0"/>
-                <w:sz w:val="16"/>
-              </w:rPr>
-              <w:t>[Date missed]</w:t>
+            <w:r>
+              <w:t>Date missed</w:t>
             </w:r>
           </w:p>
         </w:tc>
@@ -5566,13 +3937,8 @@
             <w:vAlign w:val="top"/>
           </w:tcPr>
           <w:p>
-            <w:r/>
-            <w:r>
-              <w:rPr>
-                <w:b w:val="0"/>
-                <w:sz w:val="16"/>
-              </w:rPr>
-              <w:t>[Reason if recorded by school policy]</w:t>
+            <w:r>
+              <w:t>Reason if recorded by school policy</w:t>
             </w:r>
           </w:p>
         </w:tc>
@@ -5582,13 +3948,8 @@
             <w:vAlign w:val="top"/>
           </w:tcPr>
           <w:p>
-            <w:r/>
-            <w:r>
-              <w:rPr>
-                <w:b w:val="0"/>
-                <w:sz w:val="16"/>
-              </w:rPr>
-              <w:t>[Approved make-up task]</w:t>
+            <w:r>
+              <w:t>Approved make-up task</w:t>
             </w:r>
           </w:p>
         </w:tc>
@@ -5598,13 +3959,8 @@
             <w:vAlign w:val="top"/>
           </w:tcPr>
           <w:p>
-            <w:r/>
-            <w:r>
-              <w:rPr>
-                <w:b w:val="0"/>
-                <w:sz w:val="16"/>
-              </w:rPr>
-              <w:t>[Date completed]</w:t>
+            <w:r>
+              <w:t>Date completed</w:t>
             </w:r>
           </w:p>
         </w:tc>
@@ -5614,13 +3970,8 @@
             <w:vAlign w:val="top"/>
           </w:tcPr>
           <w:p>
-            <w:r/>
-            <w:r>
-              <w:rPr>
-                <w:b w:val="0"/>
-                <w:sz w:val="16"/>
-              </w:rPr>
-              <w:t>[Evidence submitted]</w:t>
+            <w:r>
+              <w:t>Evidence submitted</w:t>
             </w:r>
           </w:p>
         </w:tc>
@@ -5630,13 +3981,8 @@
             <w:vAlign w:val="top"/>
           </w:tcPr>
           <w:p>
-            <w:r/>
-            <w:r>
-              <w:rPr>
-                <w:b w:val="0"/>
-                <w:sz w:val="16"/>
-              </w:rPr>
-              <w:t>[Teacher verification]</w:t>
+            <w:r>
+              <w:t>Teacher verification</w:t>
             </w:r>
           </w:p>
         </w:tc>
@@ -5646,13 +3992,8 @@
             <w:vAlign w:val="top"/>
           </w:tcPr>
           <w:p>
-            <w:r/>
-            <w:r>
-              <w:rPr>
-                <w:b w:val="0"/>
-                <w:sz w:val="16"/>
-              </w:rPr>
-              <w:t>[Hours credited]</w:t>
+            <w:r>
+              <w:t>Hours credited</w:t>
             </w:r>
           </w:p>
         </w:tc>
@@ -5665,12 +4006,6 @@
           </w:tcPr>
           <w:p>
             <w:r/>
-            <w:r>
-              <w:rPr>
-                <w:b w:val="0"/>
-                <w:sz w:val="16"/>
-              </w:rPr>
-            </w:r>
           </w:p>
         </w:tc>
         <w:tc>
@@ -5680,12 +4015,6 @@
           </w:tcPr>
           <w:p>
             <w:r/>
-            <w:r>
-              <w:rPr>
-                <w:b w:val="0"/>
-                <w:sz w:val="16"/>
-              </w:rPr>
-            </w:r>
           </w:p>
         </w:tc>
         <w:tc>
@@ -5695,12 +4024,6 @@
           </w:tcPr>
           <w:p>
             <w:r/>
-            <w:r>
-              <w:rPr>
-                <w:b w:val="0"/>
-                <w:sz w:val="16"/>
-              </w:rPr>
-            </w:r>
           </w:p>
         </w:tc>
         <w:tc>
@@ -5710,12 +4033,6 @@
           </w:tcPr>
           <w:p>
             <w:r/>
-            <w:r>
-              <w:rPr>
-                <w:b w:val="0"/>
-                <w:sz w:val="16"/>
-              </w:rPr>
-            </w:r>
           </w:p>
         </w:tc>
         <w:tc>
@@ -5725,12 +4042,6 @@
           </w:tcPr>
           <w:p>
             <w:r/>
-            <w:r>
-              <w:rPr>
-                <w:b w:val="0"/>
-                <w:sz w:val="16"/>
-              </w:rPr>
-            </w:r>
           </w:p>
         </w:tc>
         <w:tc>
@@ -5740,12 +4051,6 @@
           </w:tcPr>
           <w:p>
             <w:r/>
-            <w:r>
-              <w:rPr>
-                <w:b w:val="0"/>
-                <w:sz w:val="16"/>
-              </w:rPr>
-            </w:r>
           </w:p>
         </w:tc>
         <w:tc>
@@ -5755,12 +4060,6 @@
           </w:tcPr>
           <w:p>
             <w:r/>
-            <w:r>
-              <w:rPr>
-                <w:b w:val="0"/>
-                <w:sz w:val="16"/>
-              </w:rPr>
-            </w:r>
           </w:p>
         </w:tc>
         <w:tc>
@@ -5770,12 +4069,6 @@
           </w:tcPr>
           <w:p>
             <w:r/>
-            <w:r>
-              <w:rPr>
-                <w:b w:val="0"/>
-                <w:sz w:val="16"/>
-              </w:rPr>
-            </w:r>
           </w:p>
         </w:tc>
       </w:tr>
@@ -5787,12 +4080,6 @@
           </w:tcPr>
           <w:p>
             <w:r/>
-            <w:r>
-              <w:rPr>
-                <w:b w:val="0"/>
-                <w:sz w:val="16"/>
-              </w:rPr>
-            </w:r>
           </w:p>
         </w:tc>
         <w:tc>
@@ -5802,12 +4089,6 @@
           </w:tcPr>
           <w:p>
             <w:r/>
-            <w:r>
-              <w:rPr>
-                <w:b w:val="0"/>
-                <w:sz w:val="16"/>
-              </w:rPr>
-            </w:r>
           </w:p>
         </w:tc>
         <w:tc>
@@ -5817,12 +4098,6 @@
           </w:tcPr>
           <w:p>
             <w:r/>
-            <w:r>
-              <w:rPr>
-                <w:b w:val="0"/>
-                <w:sz w:val="16"/>
-              </w:rPr>
-            </w:r>
           </w:p>
         </w:tc>
         <w:tc>
@@ -5832,12 +4107,6 @@
           </w:tcPr>
           <w:p>
             <w:r/>
-            <w:r>
-              <w:rPr>
-                <w:b w:val="0"/>
-                <w:sz w:val="16"/>
-              </w:rPr>
-            </w:r>
           </w:p>
         </w:tc>
         <w:tc>
@@ -5847,12 +4116,6 @@
           </w:tcPr>
           <w:p>
             <w:r/>
-            <w:r>
-              <w:rPr>
-                <w:b w:val="0"/>
-                <w:sz w:val="16"/>
-              </w:rPr>
-            </w:r>
           </w:p>
         </w:tc>
         <w:tc>
@@ -5862,12 +4125,6 @@
           </w:tcPr>
           <w:p>
             <w:r/>
-            <w:r>
-              <w:rPr>
-                <w:b w:val="0"/>
-                <w:sz w:val="16"/>
-              </w:rPr>
-            </w:r>
           </w:p>
         </w:tc>
         <w:tc>
@@ -5877,12 +4134,6 @@
           </w:tcPr>
           <w:p>
             <w:r/>
-            <w:r>
-              <w:rPr>
-                <w:b w:val="0"/>
-                <w:sz w:val="16"/>
-              </w:rPr>
-            </w:r>
           </w:p>
         </w:tc>
         <w:tc>
@@ -5892,12 +4143,6 @@
           </w:tcPr>
           <w:p>
             <w:r/>
-            <w:r>
-              <w:rPr>
-                <w:b w:val="0"/>
-                <w:sz w:val="16"/>
-              </w:rPr>
-            </w:r>
           </w:p>
         </w:tc>
       </w:tr>
@@ -5909,12 +4154,6 @@
           </w:tcPr>
           <w:p>
             <w:r/>
-            <w:r>
-              <w:rPr>
-                <w:b w:val="0"/>
-                <w:sz w:val="16"/>
-              </w:rPr>
-            </w:r>
           </w:p>
         </w:tc>
         <w:tc>
@@ -5924,12 +4163,6 @@
           </w:tcPr>
           <w:p>
             <w:r/>
-            <w:r>
-              <w:rPr>
-                <w:b w:val="0"/>
-                <w:sz w:val="16"/>
-              </w:rPr>
-            </w:r>
           </w:p>
         </w:tc>
         <w:tc>
@@ -5939,12 +4172,6 @@
           </w:tcPr>
           <w:p>
             <w:r/>
-            <w:r>
-              <w:rPr>
-                <w:b w:val="0"/>
-                <w:sz w:val="16"/>
-              </w:rPr>
-            </w:r>
           </w:p>
         </w:tc>
         <w:tc>
@@ -5954,12 +4181,6 @@
           </w:tcPr>
           <w:p>
             <w:r/>
-            <w:r>
-              <w:rPr>
-                <w:b w:val="0"/>
-                <w:sz w:val="16"/>
-              </w:rPr>
-            </w:r>
           </w:p>
         </w:tc>
         <w:tc>
@@ -5969,12 +4190,6 @@
           </w:tcPr>
           <w:p>
             <w:r/>
-            <w:r>
-              <w:rPr>
-                <w:b w:val="0"/>
-                <w:sz w:val="16"/>
-              </w:rPr>
-            </w:r>
           </w:p>
         </w:tc>
         <w:tc>
@@ -5984,12 +4199,6 @@
           </w:tcPr>
           <w:p>
             <w:r/>
-            <w:r>
-              <w:rPr>
-                <w:b w:val="0"/>
-                <w:sz w:val="16"/>
-              </w:rPr>
-            </w:r>
           </w:p>
         </w:tc>
         <w:tc>
@@ -5999,12 +4208,6 @@
           </w:tcPr>
           <w:p>
             <w:r/>
-            <w:r>
-              <w:rPr>
-                <w:b w:val="0"/>
-                <w:sz w:val="16"/>
-              </w:rPr>
-            </w:r>
           </w:p>
         </w:tc>
         <w:tc>
@@ -6014,12 +4217,6 @@
           </w:tcPr>
           <w:p>
             <w:r/>
-            <w:r>
-              <w:rPr>
-                <w:b w:val="0"/>
-                <w:sz w:val="16"/>
-              </w:rPr>
-            </w:r>
           </w:p>
         </w:tc>
       </w:tr>
@@ -6031,12 +4228,6 @@
           </w:tcPr>
           <w:p>
             <w:r/>
-            <w:r>
-              <w:rPr>
-                <w:b w:val="0"/>
-                <w:sz w:val="16"/>
-              </w:rPr>
-            </w:r>
           </w:p>
         </w:tc>
         <w:tc>
@@ -6046,12 +4237,6 @@
           </w:tcPr>
           <w:p>
             <w:r/>
-            <w:r>
-              <w:rPr>
-                <w:b w:val="0"/>
-                <w:sz w:val="16"/>
-              </w:rPr>
-            </w:r>
           </w:p>
         </w:tc>
         <w:tc>
@@ -6061,12 +4246,6 @@
           </w:tcPr>
           <w:p>
             <w:r/>
-            <w:r>
-              <w:rPr>
-                <w:b w:val="0"/>
-                <w:sz w:val="16"/>
-              </w:rPr>
-            </w:r>
           </w:p>
         </w:tc>
         <w:tc>
@@ -6076,12 +4255,6 @@
           </w:tcPr>
           <w:p>
             <w:r/>
-            <w:r>
-              <w:rPr>
-                <w:b w:val="0"/>
-                <w:sz w:val="16"/>
-              </w:rPr>
-            </w:r>
           </w:p>
         </w:tc>
         <w:tc>
@@ -6091,12 +4264,6 @@
           </w:tcPr>
           <w:p>
             <w:r/>
-            <w:r>
-              <w:rPr>
-                <w:b w:val="0"/>
-                <w:sz w:val="16"/>
-              </w:rPr>
-            </w:r>
           </w:p>
         </w:tc>
         <w:tc>
@@ -6106,12 +4273,6 @@
           </w:tcPr>
           <w:p>
             <w:r/>
-            <w:r>
-              <w:rPr>
-                <w:b w:val="0"/>
-                <w:sz w:val="16"/>
-              </w:rPr>
-            </w:r>
           </w:p>
         </w:tc>
         <w:tc>
@@ -6121,12 +4282,6 @@
           </w:tcPr>
           <w:p>
             <w:r/>
-            <w:r>
-              <w:rPr>
-                <w:b w:val="0"/>
-                <w:sz w:val="16"/>
-              </w:rPr>
-            </w:r>
           </w:p>
         </w:tc>
         <w:tc>
@@ -6136,12 +4291,6 @@
           </w:tcPr>
           <w:p>
             <w:r/>
-            <w:r>
-              <w:rPr>
-                <w:b w:val="0"/>
-                <w:sz w:val="16"/>
-              </w:rPr>
-            </w:r>
           </w:p>
         </w:tc>
       </w:tr>
@@ -6238,12 +4387,7 @@
             <w:shd w:fill="D9EAF7"/>
           </w:tcPr>
           <w:p>
-            <w:r/>
-            <w:r>
-              <w:rPr>
-                <w:b/>
-                <w:sz w:val="16"/>
-              </w:rPr>
+            <w:r>
               <w:t>Student</w:t>
             </w:r>
           </w:p>
@@ -6255,12 +4399,7 @@
             <w:shd w:fill="D9EAF7"/>
           </w:tcPr>
           <w:p>
-            <w:r/>
-            <w:r>
-              <w:rPr>
-                <w:b/>
-                <w:sz w:val="16"/>
-              </w:rPr>
+            <w:r>
               <w:t>Home Task</w:t>
             </w:r>
           </w:p>
@@ -6272,12 +4411,7 @@
             <w:shd w:fill="D9EAF7"/>
           </w:tcPr>
           <w:p>
-            <w:r/>
-            <w:r>
-              <w:rPr>
-                <w:b/>
-                <w:sz w:val="16"/>
-              </w:rPr>
+            <w:r>
               <w:t>Materials / Tools</w:t>
             </w:r>
           </w:p>
@@ -6289,12 +4423,7 @@
             <w:shd w:fill="D9EAF7"/>
           </w:tcPr>
           <w:p>
-            <w:r/>
-            <w:r>
-              <w:rPr>
-                <w:b/>
-                <w:sz w:val="16"/>
-              </w:rPr>
+            <w:r>
               <w:t>Risk</w:t>
             </w:r>
           </w:p>
@@ -6306,12 +4435,7 @@
             <w:shd w:fill="D9EAF7"/>
           </w:tcPr>
           <w:p>
-            <w:r/>
-            <w:r>
-              <w:rPr>
-                <w:b/>
-                <w:sz w:val="16"/>
-              </w:rPr>
+            <w:r>
               <w:t>Parent Approval</w:t>
             </w:r>
           </w:p>
@@ -6323,12 +4447,7 @@
             <w:shd w:fill="D9EAF7"/>
           </w:tcPr>
           <w:p>
-            <w:r/>
-            <w:r>
-              <w:rPr>
-                <w:b/>
-                <w:sz w:val="16"/>
-              </w:rPr>
+            <w:r>
               <w:t>Teacher Approval</w:t>
             </w:r>
           </w:p>
@@ -6340,12 +4459,7 @@
             <w:shd w:fill="D9EAF7"/>
           </w:tcPr>
           <w:p>
-            <w:r/>
-            <w:r>
-              <w:rPr>
-                <w:b/>
-                <w:sz w:val="16"/>
-              </w:rPr>
+            <w:r>
               <w:t>Evidence Required</w:t>
             </w:r>
           </w:p>
@@ -6358,13 +4472,8 @@
             <w:vAlign w:val="top"/>
           </w:tcPr>
           <w:p>
-            <w:r/>
-            <w:r>
-              <w:rPr>
-                <w:b w:val="0"/>
-                <w:sz w:val="16"/>
-              </w:rPr>
-              <w:t>[Student]</w:t>
+            <w:r>
+              <w:t>Student</w:t>
             </w:r>
           </w:p>
         </w:tc>
@@ -6374,13 +4483,8 @@
             <w:vAlign w:val="top"/>
           </w:tcPr>
           <w:p>
-            <w:r/>
-            <w:r>
-              <w:rPr>
-                <w:b w:val="0"/>
-                <w:sz w:val="16"/>
-              </w:rPr>
-              <w:t>[Proposed home task]</w:t>
+            <w:r>
+              <w:t>Proposed home task</w:t>
             </w:r>
           </w:p>
         </w:tc>
@@ -6390,13 +4494,8 @@
             <w:vAlign w:val="top"/>
           </w:tcPr>
           <w:p>
-            <w:r/>
-            <w:r>
-              <w:rPr>
-                <w:b w:val="0"/>
-                <w:sz w:val="16"/>
-              </w:rPr>
-              <w:t>[Materials/tools]</w:t>
+            <w:r>
+              <w:t>Materials/tools</w:t>
             </w:r>
           </w:p>
         </w:tc>
@@ -6406,13 +4505,8 @@
             <w:vAlign w:val="top"/>
           </w:tcPr>
           <w:p>
-            <w:r/>
-            <w:r>
-              <w:rPr>
-                <w:b w:val="0"/>
-                <w:sz w:val="16"/>
-              </w:rPr>
-              <w:t>[Risk level]</w:t>
+            <w:r>
+              <w:t>Risk level</w:t>
             </w:r>
           </w:p>
         </w:tc>
@@ -6422,13 +4516,8 @@
             <w:vAlign w:val="top"/>
           </w:tcPr>
           <w:p>
-            <w:r/>
-            <w:r>
-              <w:rPr>
-                <w:b w:val="0"/>
-                <w:sz w:val="16"/>
-              </w:rPr>
-              <w:t>[Parent approval]</w:t>
+            <w:r>
+              <w:t>Parent approval</w:t>
             </w:r>
           </w:p>
         </w:tc>
@@ -6438,13 +4527,8 @@
             <w:vAlign w:val="top"/>
           </w:tcPr>
           <w:p>
-            <w:r/>
-            <w:r>
-              <w:rPr>
-                <w:b w:val="0"/>
-                <w:sz w:val="16"/>
-              </w:rPr>
-              <w:t>[Teacher approval]</w:t>
+            <w:r>
+              <w:t>Teacher approval</w:t>
             </w:r>
           </w:p>
         </w:tc>
@@ -6454,13 +4538,8 @@
             <w:vAlign w:val="top"/>
           </w:tcPr>
           <w:p>
-            <w:r/>
-            <w:r>
-              <w:rPr>
-                <w:b w:val="0"/>
-                <w:sz w:val="16"/>
-              </w:rPr>
-              <w:t>[Evidence required]</w:t>
+            <w:r>
+              <w:t>Evidence required</w:t>
             </w:r>
           </w:p>
         </w:tc>
@@ -6473,12 +4552,6 @@
           </w:tcPr>
           <w:p>
             <w:r/>
-            <w:r>
-              <w:rPr>
-                <w:b w:val="0"/>
-                <w:sz w:val="16"/>
-              </w:rPr>
-            </w:r>
           </w:p>
         </w:tc>
         <w:tc>
@@ -6488,12 +4561,6 @@
           </w:tcPr>
           <w:p>
             <w:r/>
-            <w:r>
-              <w:rPr>
-                <w:b w:val="0"/>
-                <w:sz w:val="16"/>
-              </w:rPr>
-            </w:r>
           </w:p>
         </w:tc>
         <w:tc>
@@ -6503,12 +4570,6 @@
           </w:tcPr>
           <w:p>
             <w:r/>
-            <w:r>
-              <w:rPr>
-                <w:b w:val="0"/>
-                <w:sz w:val="16"/>
-              </w:rPr>
-            </w:r>
           </w:p>
         </w:tc>
         <w:tc>
@@ -6518,12 +4579,6 @@
           </w:tcPr>
           <w:p>
             <w:r/>
-            <w:r>
-              <w:rPr>
-                <w:b w:val="0"/>
-                <w:sz w:val="16"/>
-              </w:rPr>
-            </w:r>
           </w:p>
         </w:tc>
         <w:tc>
@@ -6533,12 +4588,6 @@
           </w:tcPr>
           <w:p>
             <w:r/>
-            <w:r>
-              <w:rPr>
-                <w:b w:val="0"/>
-                <w:sz w:val="16"/>
-              </w:rPr>
-            </w:r>
           </w:p>
         </w:tc>
         <w:tc>
@@ -6548,12 +4597,6 @@
           </w:tcPr>
           <w:p>
             <w:r/>
-            <w:r>
-              <w:rPr>
-                <w:b w:val="0"/>
-                <w:sz w:val="16"/>
-              </w:rPr>
-            </w:r>
           </w:p>
         </w:tc>
         <w:tc>
@@ -6563,12 +4606,6 @@
           </w:tcPr>
           <w:p>
             <w:r/>
-            <w:r>
-              <w:rPr>
-                <w:b w:val="0"/>
-                <w:sz w:val="16"/>
-              </w:rPr>
-            </w:r>
           </w:p>
         </w:tc>
       </w:tr>
@@ -6580,12 +4617,6 @@
           </w:tcPr>
           <w:p>
             <w:r/>
-            <w:r>
-              <w:rPr>
-                <w:b w:val="0"/>
-                <w:sz w:val="16"/>
-              </w:rPr>
-            </w:r>
           </w:p>
         </w:tc>
         <w:tc>
@@ -6595,12 +4626,6 @@
           </w:tcPr>
           <w:p>
             <w:r/>
-            <w:r>
-              <w:rPr>
-                <w:b w:val="0"/>
-                <w:sz w:val="16"/>
-              </w:rPr>
-            </w:r>
           </w:p>
         </w:tc>
         <w:tc>
@@ -6610,12 +4635,6 @@
           </w:tcPr>
           <w:p>
             <w:r/>
-            <w:r>
-              <w:rPr>
-                <w:b w:val="0"/>
-                <w:sz w:val="16"/>
-              </w:rPr>
-            </w:r>
           </w:p>
         </w:tc>
         <w:tc>
@@ -6625,12 +4644,6 @@
           </w:tcPr>
           <w:p>
             <w:r/>
-            <w:r>
-              <w:rPr>
-                <w:b w:val="0"/>
-                <w:sz w:val="16"/>
-              </w:rPr>
-            </w:r>
           </w:p>
         </w:tc>
         <w:tc>
@@ -6640,12 +4653,6 @@
           </w:tcPr>
           <w:p>
             <w:r/>
-            <w:r>
-              <w:rPr>
-                <w:b w:val="0"/>
-                <w:sz w:val="16"/>
-              </w:rPr>
-            </w:r>
           </w:p>
         </w:tc>
         <w:tc>
@@ -6655,12 +4662,6 @@
           </w:tcPr>
           <w:p>
             <w:r/>
-            <w:r>
-              <w:rPr>
-                <w:b w:val="0"/>
-                <w:sz w:val="16"/>
-              </w:rPr>
-            </w:r>
           </w:p>
         </w:tc>
         <w:tc>
@@ -6670,12 +4671,6 @@
           </w:tcPr>
           <w:p>
             <w:r/>
-            <w:r>
-              <w:rPr>
-                <w:b w:val="0"/>
-                <w:sz w:val="16"/>
-              </w:rPr>
-            </w:r>
           </w:p>
         </w:tc>
       </w:tr>
@@ -6715,12 +4710,7 @@
             <w:shd w:fill="D9EAF7"/>
           </w:tcPr>
           <w:p>
-            <w:r/>
-            <w:r>
-              <w:rPr>
-                <w:b/>
-                <w:sz w:val="16"/>
-              </w:rPr>
+            <w:r>
               <w:t>Assessment Task</w:t>
             </w:r>
           </w:p>
@@ -6732,12 +4722,7 @@
             <w:shd w:fill="D9EAF7"/>
           </w:tcPr>
           <w:p>
-            <w:r/>
-            <w:r>
-              <w:rPr>
-                <w:b/>
-                <w:sz w:val="16"/>
-              </w:rPr>
+            <w:r>
               <w:t>Delivery Mode</w:t>
             </w:r>
           </w:p>
@@ -6749,12 +4734,7 @@
             <w:shd w:fill="D9EAF7"/>
           </w:tcPr>
           <w:p>
-            <w:r/>
-            <w:r>
-              <w:rPr>
-                <w:b/>
-                <w:sz w:val="16"/>
-              </w:rPr>
+            <w:r>
               <w:t>Evidence Location</w:t>
             </w:r>
           </w:p>
@@ -6766,12 +4746,7 @@
             <w:shd w:fill="D9EAF7"/>
           </w:tcPr>
           <w:p>
-            <w:r/>
-            <w:r>
-              <w:rPr>
-                <w:b/>
-                <w:sz w:val="16"/>
-              </w:rPr>
+            <w:r>
               <w:t>Teacher Verified</w:t>
             </w:r>
           </w:p>
@@ -6783,12 +4758,7 @@
             <w:shd w:fill="D9EAF7"/>
           </w:tcPr>
           <w:p>
-            <w:r/>
-            <w:r>
-              <w:rPr>
-                <w:b/>
-                <w:sz w:val="16"/>
-              </w:rPr>
+            <w:r>
               <w:t>Notes</w:t>
             </w:r>
           </w:p>
@@ -6801,12 +4771,7 @@
             <w:vAlign w:val="top"/>
           </w:tcPr>
           <w:p>
-            <w:r/>
-            <w:r>
-              <w:rPr>
-                <w:b w:val="0"/>
-                <w:sz w:val="16"/>
-              </w:rPr>
+            <w:r>
               <w:t>Safety Passport</w:t>
             </w:r>
           </w:p>
@@ -6817,12 +4782,7 @@
             <w:vAlign w:val="top"/>
           </w:tcPr>
           <w:p>
-            <w:r/>
-            <w:r>
-              <w:rPr>
-                <w:b w:val="0"/>
-                <w:sz w:val="16"/>
-              </w:rPr>
+            <w:r>
               <w:t>☐ In-person  ☐ Online-supported</w:t>
             </w:r>
           </w:p>
@@ -6833,13 +4793,8 @@
             <w:vAlign w:val="top"/>
           </w:tcPr>
           <w:p>
-            <w:r/>
-            <w:r>
-              <w:rPr>
-                <w:b w:val="0"/>
-                <w:sz w:val="16"/>
-              </w:rPr>
-              <w:t>[Evidence location]</w:t>
+            <w:r>
+              <w:t>Evidence location</w:t>
             </w:r>
           </w:p>
         </w:tc>
@@ -6849,12 +4804,7 @@
             <w:vAlign w:val="top"/>
           </w:tcPr>
           <w:p>
-            <w:r/>
-            <w:r>
-              <w:rPr>
-                <w:b w:val="0"/>
-                <w:sz w:val="16"/>
-              </w:rPr>
+            <w:r>
               <w:t>☐ Yes ☐ No</w:t>
             </w:r>
           </w:p>
@@ -6865,13 +4815,8 @@
             <w:vAlign w:val="top"/>
           </w:tcPr>
           <w:p>
-            <w:r/>
-            <w:r>
-              <w:rPr>
-                <w:b w:val="0"/>
-                <w:sz w:val="16"/>
-              </w:rPr>
-              <w:t>[Notes]</w:t>
+            <w:r>
+              <w:t>Notes</w:t>
             </w:r>
           </w:p>
         </w:tc>
@@ -6883,12 +4828,7 @@
             <w:vAlign w:val="top"/>
           </w:tcPr>
           <w:p>
-            <w:r/>
-            <w:r>
-              <w:rPr>
-                <w:b w:val="0"/>
-                <w:sz w:val="16"/>
-              </w:rPr>
+            <w:r>
               <w:t>Measurement and QC Report</w:t>
             </w:r>
           </w:p>
@@ -6899,12 +4839,7 @@
             <w:vAlign w:val="top"/>
           </w:tcPr>
           <w:p>
-            <w:r/>
-            <w:r>
-              <w:rPr>
-                <w:b w:val="0"/>
-                <w:sz w:val="16"/>
-              </w:rPr>
+            <w:r>
               <w:t>☐ In-person  ☐ Online-supported</w:t>
             </w:r>
           </w:p>
@@ -6915,13 +4850,8 @@
             <w:vAlign w:val="top"/>
           </w:tcPr>
           <w:p>
-            <w:r/>
-            <w:r>
-              <w:rPr>
-                <w:b w:val="0"/>
-                <w:sz w:val="16"/>
-              </w:rPr>
-              <w:t>[Evidence location]</w:t>
+            <w:r>
+              <w:t>Evidence location</w:t>
             </w:r>
           </w:p>
         </w:tc>
@@ -6931,12 +4861,7 @@
             <w:vAlign w:val="top"/>
           </w:tcPr>
           <w:p>
-            <w:r/>
-            <w:r>
-              <w:rPr>
-                <w:b w:val="0"/>
-                <w:sz w:val="16"/>
-              </w:rPr>
+            <w:r>
               <w:t>☐ Yes ☐ No</w:t>
             </w:r>
           </w:p>
@@ -6947,13 +4872,8 @@
             <w:vAlign w:val="top"/>
           </w:tcPr>
           <w:p>
-            <w:r/>
-            <w:r>
-              <w:rPr>
-                <w:b w:val="0"/>
-                <w:sz w:val="16"/>
-              </w:rPr>
-              <w:t>[Notes]</w:t>
+            <w:r>
+              <w:t>Notes</w:t>
             </w:r>
           </w:p>
         </w:tc>
@@ -6965,12 +4885,7 @@
             <w:vAlign w:val="top"/>
           </w:tcPr>
           <w:p>
-            <w:r/>
-            <w:r>
-              <w:rPr>
-                <w:b w:val="0"/>
-                <w:sz w:val="16"/>
-              </w:rPr>
+            <w:r>
               <w:t>CAD / 3D Design Brief</w:t>
             </w:r>
           </w:p>
@@ -6981,12 +4896,7 @@
             <w:vAlign w:val="top"/>
           </w:tcPr>
           <w:p>
-            <w:r/>
-            <w:r>
-              <w:rPr>
-                <w:b w:val="0"/>
-                <w:sz w:val="16"/>
-              </w:rPr>
+            <w:r>
               <w:t>☐ In-person  ☐ Online-supported</w:t>
             </w:r>
           </w:p>
@@ -6997,13 +4907,8 @@
             <w:vAlign w:val="top"/>
           </w:tcPr>
           <w:p>
-            <w:r/>
-            <w:r>
-              <w:rPr>
-                <w:b w:val="0"/>
-                <w:sz w:val="16"/>
-              </w:rPr>
-              <w:t>[Evidence location]</w:t>
+            <w:r>
+              <w:t>Evidence location</w:t>
             </w:r>
           </w:p>
         </w:tc>
@@ -7013,12 +4918,7 @@
             <w:vAlign w:val="top"/>
           </w:tcPr>
           <w:p>
-            <w:r/>
-            <w:r>
-              <w:rPr>
-                <w:b w:val="0"/>
-                <w:sz w:val="16"/>
-              </w:rPr>
+            <w:r>
               <w:t>☐ Yes ☐ No</w:t>
             </w:r>
           </w:p>
@@ -7029,13 +4929,8 @@
             <w:vAlign w:val="top"/>
           </w:tcPr>
           <w:p>
-            <w:r/>
-            <w:r>
-              <w:rPr>
-                <w:b w:val="0"/>
-                <w:sz w:val="16"/>
-              </w:rPr>
-              <w:t>[Notes]</w:t>
+            <w:r>
+              <w:t>Notes</w:t>
             </w:r>
           </w:p>
         </w:tc>
@@ -7047,12 +4942,7 @@
             <w:vAlign w:val="top"/>
           </w:tcPr>
           <w:p>
-            <w:r/>
-            <w:r>
-              <w:rPr>
-                <w:b w:val="0"/>
-                <w:sz w:val="16"/>
-              </w:rPr>
+            <w:r>
               <w:t>Smart Device / Automation Project</w:t>
             </w:r>
           </w:p>
@@ -7063,12 +4953,7 @@
             <w:vAlign w:val="top"/>
           </w:tcPr>
           <w:p>
-            <w:r/>
-            <w:r>
-              <w:rPr>
-                <w:b w:val="0"/>
-                <w:sz w:val="16"/>
-              </w:rPr>
+            <w:r>
               <w:t>☐ In-person  ☐ Online-supported</w:t>
             </w:r>
           </w:p>
@@ -7079,13 +4964,8 @@
             <w:vAlign w:val="top"/>
           </w:tcPr>
           <w:p>
-            <w:r/>
-            <w:r>
-              <w:rPr>
-                <w:b w:val="0"/>
-                <w:sz w:val="16"/>
-              </w:rPr>
-              <w:t>[Evidence location]</w:t>
+            <w:r>
+              <w:t>Evidence location</w:t>
             </w:r>
           </w:p>
         </w:tc>
@@ -7095,12 +4975,7 @@
             <w:vAlign w:val="top"/>
           </w:tcPr>
           <w:p>
-            <w:r/>
-            <w:r>
-              <w:rPr>
-                <w:b w:val="0"/>
-                <w:sz w:val="16"/>
-              </w:rPr>
+            <w:r>
               <w:t>☐ Yes ☐ No</w:t>
             </w:r>
           </w:p>
@@ -7111,13 +4986,8 @@
             <w:vAlign w:val="top"/>
           </w:tcPr>
           <w:p>
-            <w:r/>
-            <w:r>
-              <w:rPr>
-                <w:b w:val="0"/>
-                <w:sz w:val="16"/>
-              </w:rPr>
-              <w:t>[Notes]</w:t>
+            <w:r>
+              <w:t>Notes</w:t>
             </w:r>
           </w:p>
         </w:tc>
@@ -7129,12 +4999,7 @@
             <w:vAlign w:val="top"/>
           </w:tcPr>
           <w:p>
-            <w:r/>
-            <w:r>
-              <w:rPr>
-                <w:b w:val="0"/>
-                <w:sz w:val="16"/>
-              </w:rPr>
+            <w:r>
               <w:t>Career / Sustainability Report</w:t>
             </w:r>
           </w:p>
@@ -7145,12 +5010,7 @@
             <w:vAlign w:val="top"/>
           </w:tcPr>
           <w:p>
-            <w:r/>
-            <w:r>
-              <w:rPr>
-                <w:b w:val="0"/>
-                <w:sz w:val="16"/>
-              </w:rPr>
+            <w:r>
               <w:t>☐ In-person  ☐ Online-supported</w:t>
             </w:r>
           </w:p>
@@ -7161,13 +5021,8 @@
             <w:vAlign w:val="top"/>
           </w:tcPr>
           <w:p>
-            <w:r/>
-            <w:r>
-              <w:rPr>
-                <w:b w:val="0"/>
-                <w:sz w:val="16"/>
-              </w:rPr>
-              <w:t>[Evidence location]</w:t>
+            <w:r>
+              <w:t>Evidence location</w:t>
             </w:r>
           </w:p>
         </w:tc>
@@ -7177,12 +5032,7 @@
             <w:vAlign w:val="top"/>
           </w:tcPr>
           <w:p>
-            <w:r/>
-            <w:r>
-              <w:rPr>
-                <w:b w:val="0"/>
-                <w:sz w:val="16"/>
-              </w:rPr>
+            <w:r>
               <w:t>☐ Yes ☐ No</w:t>
             </w:r>
           </w:p>
@@ -7193,13 +5043,8 @@
             <w:vAlign w:val="top"/>
           </w:tcPr>
           <w:p>
-            <w:r/>
-            <w:r>
-              <w:rPr>
-                <w:b w:val="0"/>
-                <w:sz w:val="16"/>
-              </w:rPr>
-              <w:t>[Notes]</w:t>
+            <w:r>
+              <w:t>Notes</w:t>
             </w:r>
           </w:p>
         </w:tc>
@@ -7211,12 +5056,7 @@
             <w:vAlign w:val="top"/>
           </w:tcPr>
           <w:p>
-            <w:r/>
-            <w:r>
-              <w:rPr>
-                <w:b w:val="0"/>
-                <w:sz w:val="16"/>
-              </w:rPr>
+            <w:r>
               <w:t>Final Capstone Portfolio</w:t>
             </w:r>
           </w:p>
@@ -7227,12 +5067,7 @@
             <w:vAlign w:val="top"/>
           </w:tcPr>
           <w:p>
-            <w:r/>
-            <w:r>
-              <w:rPr>
-                <w:b w:val="0"/>
-                <w:sz w:val="16"/>
-              </w:rPr>
+            <w:r>
               <w:t>☐ In-person  ☐ Online-supported</w:t>
             </w:r>
           </w:p>
@@ -7243,13 +5078,8 @@
             <w:vAlign w:val="top"/>
           </w:tcPr>
           <w:p>
-            <w:r/>
-            <w:r>
-              <w:rPr>
-                <w:b w:val="0"/>
-                <w:sz w:val="16"/>
-              </w:rPr>
-              <w:t>[Evidence location]</w:t>
+            <w:r>
+              <w:t>Evidence location</w:t>
             </w:r>
           </w:p>
         </w:tc>
@@ -7259,12 +5089,7 @@
             <w:vAlign w:val="top"/>
           </w:tcPr>
           <w:p>
-            <w:r/>
-            <w:r>
-              <w:rPr>
-                <w:b w:val="0"/>
-                <w:sz w:val="16"/>
-              </w:rPr>
+            <w:r>
               <w:t>☐ Yes ☐ No</w:t>
             </w:r>
           </w:p>
@@ -7275,13 +5100,8 @@
             <w:vAlign w:val="top"/>
           </w:tcPr>
           <w:p>
-            <w:r/>
-            <w:r>
-              <w:rPr>
-                <w:b w:val="0"/>
-                <w:sz w:val="16"/>
-              </w:rPr>
-              <w:t>[Notes]</w:t>
+            <w:r>
+              <w:t>Notes</w:t>
             </w:r>
           </w:p>
         </w:tc>
@@ -7389,12 +5209,7 @@
             <w:shd w:fill="D9EAF7"/>
           </w:tcPr>
           <w:p>
-            <w:r/>
-            <w:r>
-              <w:rPr>
-                <w:b/>
-                <w:sz w:val="16"/>
-              </w:rPr>
+            <w:r>
               <w:t>Verification Item</w:t>
             </w:r>
           </w:p>
@@ -7406,12 +5221,7 @@
             <w:shd w:fill="D9EAF7"/>
           </w:tcPr>
           <w:p>
-            <w:r/>
-            <w:r>
-              <w:rPr>
-                <w:b/>
-                <w:sz w:val="16"/>
-              </w:rPr>
+            <w:r>
               <w:t>Status</w:t>
             </w:r>
           </w:p>
@@ -7423,12 +5233,7 @@
             <w:shd w:fill="D9EAF7"/>
           </w:tcPr>
           <w:p>
-            <w:r/>
-            <w:r>
-              <w:rPr>
-                <w:b/>
-                <w:sz w:val="16"/>
-              </w:rPr>
+            <w:r>
               <w:t>Notes</w:t>
             </w:r>
           </w:p>
@@ -7441,12 +5246,7 @@
             <w:vAlign w:val="top"/>
           </w:tcPr>
           <w:p>
-            <w:r/>
-            <w:r>
-              <w:rPr>
-                <w:b w:val="0"/>
-                <w:sz w:val="16"/>
-              </w:rPr>
+            <w:r>
               <w:t>All online/blended tasks are listed and evidence is stored.</w:t>
             </w:r>
           </w:p>
@@ -7457,12 +5257,7 @@
             <w:vAlign w:val="top"/>
           </w:tcPr>
           <w:p>
-            <w:r/>
-            <w:r>
-              <w:rPr>
-                <w:b w:val="0"/>
-                <w:sz w:val="16"/>
-              </w:rPr>
+            <w:r>
               <w:t>☐ Yes ☐ No</w:t>
             </w:r>
           </w:p>
@@ -7473,13 +5268,8 @@
             <w:vAlign w:val="top"/>
           </w:tcPr>
           <w:p>
-            <w:r/>
-            <w:r>
-              <w:rPr>
-                <w:b w:val="0"/>
-                <w:sz w:val="16"/>
-              </w:rPr>
-              <w:t>[Notes]</w:t>
+            <w:r>
+              <w:t>Notes</w:t>
             </w:r>
           </w:p>
         </w:tc>
@@ -7491,12 +5281,7 @@
             <w:vAlign w:val="top"/>
           </w:tcPr>
           <w:p>
-            <w:r/>
-            <w:r>
-              <w:rPr>
-                <w:b w:val="0"/>
-                <w:sz w:val="16"/>
-              </w:rPr>
+            <w:r>
               <w:t>Teacher interaction records are complete.</w:t>
             </w:r>
           </w:p>
@@ -7507,12 +5292,7 @@
             <w:vAlign w:val="top"/>
           </w:tcPr>
           <w:p>
-            <w:r/>
-            <w:r>
-              <w:rPr>
-                <w:b w:val="0"/>
-                <w:sz w:val="16"/>
-              </w:rPr>
+            <w:r>
               <w:t>☐ Yes ☐ No</w:t>
             </w:r>
           </w:p>
@@ -7523,13 +5303,8 @@
             <w:vAlign w:val="top"/>
           </w:tcPr>
           <w:p>
-            <w:r/>
-            <w:r>
-              <w:rPr>
-                <w:b w:val="0"/>
-                <w:sz w:val="16"/>
-              </w:rPr>
-              <w:t>[Notes]</w:t>
+            <w:r>
+              <w:t>Notes</w:t>
             </w:r>
           </w:p>
         </w:tc>
@@ -7541,12 +5316,7 @@
             <w:vAlign w:val="top"/>
           </w:tcPr>
           <w:p>
-            <w:r/>
-            <w:r>
-              <w:rPr>
-                <w:b w:val="0"/>
-                <w:sz w:val="16"/>
-              </w:rPr>
+            <w:r>
               <w:t>Any make-up learning hours are documented and approved.</w:t>
             </w:r>
           </w:p>
@@ -7557,12 +5327,7 @@
             <w:vAlign w:val="top"/>
           </w:tcPr>
           <w:p>
-            <w:r/>
-            <w:r>
-              <w:rPr>
-                <w:b w:val="0"/>
-                <w:sz w:val="16"/>
-              </w:rPr>
+            <w:r>
               <w:t>☐ Yes ☐ No</w:t>
             </w:r>
           </w:p>
@@ -7573,13 +5338,8 @@
             <w:vAlign w:val="top"/>
           </w:tcPr>
           <w:p>
-            <w:r/>
-            <w:r>
-              <w:rPr>
-                <w:b w:val="0"/>
-                <w:sz w:val="16"/>
-              </w:rPr>
-              <w:t>[Notes]</w:t>
+            <w:r>
+              <w:t>Notes</w:t>
             </w:r>
           </w:p>
         </w:tc>
@@ -7591,12 +5351,7 @@
             <w:vAlign w:val="top"/>
           </w:tcPr>
           <w:p>
-            <w:r/>
-            <w:r>
-              <w:rPr>
-                <w:b w:val="0"/>
-                <w:sz w:val="16"/>
-              </w:rPr>
+            <w:r>
               <w:t>AI Use Logs are reviewed for assessed tasks.</w:t>
             </w:r>
           </w:p>
@@ -7607,12 +5362,7 @@
             <w:vAlign w:val="top"/>
           </w:tcPr>
           <w:p>
-            <w:r/>
-            <w:r>
-              <w:rPr>
-                <w:b w:val="0"/>
-                <w:sz w:val="16"/>
-              </w:rPr>
+            <w:r>
               <w:t>☐ Yes ☐ No</w:t>
             </w:r>
           </w:p>
@@ -7623,13 +5373,8 @@
             <w:vAlign w:val="top"/>
           </w:tcPr>
           <w:p>
-            <w:r/>
-            <w:r>
-              <w:rPr>
-                <w:b w:val="0"/>
-                <w:sz w:val="16"/>
-              </w:rPr>
-              <w:t>[Notes]</w:t>
+            <w:r>
+              <w:t>Notes</w:t>
             </w:r>
           </w:p>
         </w:tc>
@@ -7641,12 +5386,7 @@
             <w:vAlign w:val="top"/>
           </w:tcPr>
           <w:p>
-            <w:r/>
-            <w:r>
-              <w:rPr>
-                <w:b w:val="0"/>
-                <w:sz w:val="16"/>
-              </w:rPr>
+            <w:r>
               <w:t>Final grades are based on student evidence, not AI output alone.</w:t>
             </w:r>
           </w:p>
@@ -7657,12 +5397,7 @@
             <w:vAlign w:val="top"/>
           </w:tcPr>
           <w:p>
-            <w:r/>
-            <w:r>
-              <w:rPr>
-                <w:b w:val="0"/>
-                <w:sz w:val="16"/>
-              </w:rPr>
+            <w:r>
               <w:t>☐ Yes ☐ No</w:t>
             </w:r>
           </w:p>
@@ -7673,13 +5408,8 @@
             <w:vAlign w:val="top"/>
           </w:tcPr>
           <w:p>
-            <w:r/>
-            <w:r>
-              <w:rPr>
-                <w:b w:val="0"/>
-                <w:sz w:val="16"/>
-              </w:rPr>
-              <w:t>[Notes]</w:t>
+            <w:r>
+              <w:t>Notes</w:t>
             </w:r>
           </w:p>
         </w:tc>
@@ -7691,12 +5421,7 @@
             <w:vAlign w:val="top"/>
           </w:tcPr>
           <w:p>
-            <w:r/>
-            <w:r>
-              <w:rPr>
-                <w:b w:val="0"/>
-                <w:sz w:val="16"/>
-              </w:rPr>
+            <w:r>
               <w:t>Evidence is filed in the TAS2O inspection binder / digital folder.</w:t>
             </w:r>
           </w:p>
@@ -7707,12 +5432,7 @@
             <w:vAlign w:val="top"/>
           </w:tcPr>
           <w:p>
-            <w:r/>
-            <w:r>
-              <w:rPr>
-                <w:b w:val="0"/>
-                <w:sz w:val="16"/>
-              </w:rPr>
+            <w:r>
               <w:t>☐ Yes ☐ No</w:t>
             </w:r>
           </w:p>
@@ -7723,13 +5443,8 @@
             <w:vAlign w:val="top"/>
           </w:tcPr>
           <w:p>
-            <w:r/>
-            <w:r>
-              <w:rPr>
-                <w:b w:val="0"/>
-                <w:sz w:val="16"/>
-              </w:rPr>
-              <w:t>[Notes]</w:t>
+            <w:r>
+              <w:t>Notes</w:t>
             </w:r>
           </w:p>
         </w:tc>
@@ -7872,12 +5587,7 @@
             <w:shd w:fill="D9EAF7"/>
           </w:tcPr>
           <w:p>
-            <w:r/>
-            <w:r>
-              <w:rPr>
-                <w:b/>
-                <w:sz w:val="16"/>
-              </w:rPr>
+            <w:r>
               <w:t>Version</w:t>
             </w:r>
           </w:p>
@@ -7889,12 +5599,7 @@
             <w:shd w:fill="D9EAF7"/>
           </w:tcPr>
           <w:p>
-            <w:r/>
-            <w:r>
-              <w:rPr>
-                <w:b/>
-                <w:sz w:val="16"/>
-              </w:rPr>
+            <w:r>
               <w:t>Date</w:t>
             </w:r>
           </w:p>
@@ -7906,12 +5611,7 @@
             <w:shd w:fill="D9EAF7"/>
           </w:tcPr>
           <w:p>
-            <w:r/>
-            <w:r>
-              <w:rPr>
-                <w:b/>
-                <w:sz w:val="16"/>
-              </w:rPr>
+            <w:r>
               <w:t>Revised By</w:t>
             </w:r>
           </w:p>
@@ -7923,12 +5623,7 @@
             <w:shd w:fill="D9EAF7"/>
           </w:tcPr>
           <w:p>
-            <w:r/>
-            <w:r>
-              <w:rPr>
-                <w:b/>
-                <w:sz w:val="16"/>
-              </w:rPr>
+            <w:r>
               <w:t>Summary of Changes</w:t>
             </w:r>
           </w:p>
@@ -7940,12 +5635,7 @@
             <w:shd w:fill="D9EAF7"/>
           </w:tcPr>
           <w:p>
-            <w:r/>
-            <w:r>
-              <w:rPr>
-                <w:b/>
-                <w:sz w:val="16"/>
-              </w:rPr>
+            <w:r>
               <w:t>Approved By</w:t>
             </w:r>
           </w:p>
@@ -7958,12 +5648,7 @@
             <w:vAlign w:val="top"/>
           </w:tcPr>
           <w:p>
-            <w:r/>
-            <w:r>
-              <w:rPr>
-                <w:b w:val="0"/>
-                <w:sz w:val="16"/>
-              </w:rPr>
+            <w:r>
               <w:t>1.0</w:t>
             </w:r>
           </w:p>
@@ -8021,12 +5706,6 @@
           </w:tcPr>
           <w:p>
             <w:r/>
-            <w:r>
-              <w:rPr>
-                <w:b w:val="0"/>
-                <w:sz w:val="16"/>
-              </w:rPr>
-            </w:r>
           </w:p>
         </w:tc>
         <w:tc>
@@ -8036,12 +5715,6 @@
           </w:tcPr>
           <w:p>
             <w:r/>
-            <w:r>
-              <w:rPr>
-                <w:b w:val="0"/>
-                <w:sz w:val="16"/>
-              </w:rPr>
-            </w:r>
           </w:p>
         </w:tc>
         <w:tc>
@@ -8051,12 +5724,6 @@
           </w:tcPr>
           <w:p>
             <w:r/>
-            <w:r>
-              <w:rPr>
-                <w:b w:val="0"/>
-                <w:sz w:val="16"/>
-              </w:rPr>
-            </w:r>
           </w:p>
         </w:tc>
         <w:tc>
@@ -8066,12 +5733,6 @@
           </w:tcPr>
           <w:p>
             <w:r/>
-            <w:r>
-              <w:rPr>
-                <w:b w:val="0"/>
-                <w:sz w:val="16"/>
-              </w:rPr>
-            </w:r>
           </w:p>
         </w:tc>
         <w:tc>
@@ -8081,12 +5742,6 @@
           </w:tcPr>
           <w:p>
             <w:r/>
-            <w:r>
-              <w:rPr>
-                <w:b w:val="0"/>
-                <w:sz w:val="16"/>
-              </w:rPr>
-            </w:r>
           </w:p>
         </w:tc>
       </w:tr>
